--- a/client/public/CV/FullStack/Louay_Guetat_ENG.docx
+++ b/client/public/CV/FullStack/Louay_Guetat_ENG.docx
@@ -15,8 +15,20 @@
           <w:sz w:val="40"/>
           <w:szCs w:val="40"/>
         </w:rPr>
-        <w:t xml:space="preserve">Louay Guetat</w:t>
-      </w:r>
+        <w:t xml:space="preserve">Louay </w:t>
+      </w:r>
+      <w:proofErr w:type="spellStart"/>
+      <w:r>
+        <w:rPr>
+          <w:b/>
+          <w:bCs/>
+          <w:color w:val="2E5090"/>
+          <w:sz w:val="40"/>
+          <w:szCs w:val="40"/>
+        </w:rPr>
+        <w:t>Guetat</w:t>
+      </w:r>
+      <w:proofErr w:type="spellEnd"/>
     </w:p>
     <w:p>
       <w:pPr>
@@ -31,7 +43,7 @@
           <w:sz w:val="22"/>
           <w:szCs w:val="22"/>
         </w:rPr>
-        <w:t xml:space="preserve">FULL STACK ENGINEER</w:t>
+        <w:t>FULL STACK ENGINEER</w:t>
       </w:r>
     </w:p>
     <w:p>
@@ -44,7 +56,7 @@
           <w:sz w:val="22"/>
           <w:szCs w:val="22"/>
         </w:rPr>
-        <w:t xml:space="preserve">Tunis, Tunisia · Open to relocation worldwide</w:t>
+        <w:t>Tunis, Tunisia · Open to relocation worldwide</w:t>
       </w:r>
     </w:p>
     <w:p>
@@ -57,8 +69,18 @@
           <w:sz w:val="22"/>
           <w:szCs w:val="22"/>
         </w:rPr>
-        <w:t xml:space="preserve">+216 55 160 398 | louay.guetat1@gmail.com | louayguetat.github.io</w:t>
-      </w:r>
+        <w:t xml:space="preserve">+216 55 160 398 | louay.guetat1@gmail.com | </w:t>
+      </w:r>
+      <w:hyperlink r:id="rId5" w:history="1">
+        <w:r>
+          <w:rPr>
+            <w:rStyle w:val="Hyperlink"/>
+            <w:sz w:val="22"/>
+            <w:szCs w:val="22"/>
+          </w:rPr>
+          <w:t>louayguetat.github.io</w:t>
+        </w:r>
+      </w:hyperlink>
     </w:p>
     <w:p>
       <w:pPr>
@@ -70,8 +92,55 @@
           <w:sz w:val="22"/>
           <w:szCs w:val="22"/>
         </w:rPr>
-        <w:t xml:space="preserve">LinkedIn: linkedin.com/in/guetat-louay | GitHub: github.com/Louay-Guetat</w:t>
-      </w:r>
+        <w:t xml:space="preserve">LinkedIn: </w:t>
+      </w:r>
+      <w:hyperlink r:id="rId6" w:history="1">
+        <w:r>
+          <w:rPr>
+            <w:rStyle w:val="Hyperlink"/>
+            <w:sz w:val="22"/>
+            <w:szCs w:val="22"/>
+          </w:rPr>
+          <w:t>linkedin.com/in/</w:t>
+        </w:r>
+        <w:proofErr w:type="spellStart"/>
+        <w:r>
+          <w:rPr>
+            <w:rStyle w:val="Hyperlink"/>
+            <w:sz w:val="22"/>
+            <w:szCs w:val="22"/>
+          </w:rPr>
+          <w:t>guetat-louay</w:t>
+        </w:r>
+        <w:proofErr w:type="spellEnd"/>
+      </w:hyperlink>
+      <w:r>
+        <w:rPr>
+          <w:sz w:val="22"/>
+          <w:szCs w:val="22"/>
+        </w:rPr>
+        <w:t xml:space="preserve"> | GitHub: </w:t>
+      </w:r>
+      <w:hyperlink r:id="rId7" w:history="1">
+        <w:r>
+          <w:rPr>
+            <w:rStyle w:val="Hyperlink"/>
+            <w:sz w:val="22"/>
+            <w:szCs w:val="22"/>
+          </w:rPr>
+          <w:t>github.com/</w:t>
+        </w:r>
+        <w:proofErr w:type="spellStart"/>
+        <w:r>
+          <w:rPr>
+            <w:rStyle w:val="Hyperlink"/>
+            <w:sz w:val="22"/>
+            <w:szCs w:val="22"/>
+          </w:rPr>
+          <w:t>louayguetat</w:t>
+        </w:r>
+        <w:proofErr w:type="spellEnd"/>
+      </w:hyperlink>
     </w:p>
     <w:p>
       <w:pPr>
@@ -84,7 +153,7 @@
           <w:sz w:val="22"/>
           <w:szCs w:val="22"/>
         </w:rPr>
-        <w:t xml:space="preserve">Full Stack Engineer with 2+ years shipping production software across web, mobile, and cloud. I currently build fintech products end to end for a US startup — from React and React Native front ends to Python and Node.js APIs on AWS — with AI/LLM features throughout. Comfortable owning the whole stack: product UI, serverless backends, data pipelines, and CI/CD.</w:t>
+        <w:t>Full Stack Engineer with 2+ years shipping production software across web, mobile, and cloud. I currently build fintech products end to end for a US startup — from React and React Native front ends to Python and Node.js APIs on AWS — with AI/LLM features throughout. Comfortable owning the whole stack: product UI, serverless backends, data pipelines, and CI/CD.</w:t>
       </w:r>
     </w:p>
     <w:p>
@@ -96,7 +165,7 @@
           <w:sz w:val="22"/>
           <w:szCs w:val="22"/>
         </w:rPr>
-        <w:t xml:space="preserve">WORK EXPERIENCE</w:t>
+        <w:t>WORK EXPERIENCE</w:t>
       </w:r>
     </w:p>
     <w:p>
@@ -108,7 +177,7 @@
           <w:sz w:val="22"/>
           <w:szCs w:val="22"/>
         </w:rPr>
-        <w:t xml:space="preserve">Full Stack Engineer — Alpha Momentum</w:t>
+        <w:t>Full Stack Engineer — Alpha Momentum</w:t>
       </w:r>
     </w:p>
     <w:p>
@@ -122,7 +191,7 @@
           <w:sz w:val="22"/>
           <w:szCs w:val="22"/>
         </w:rPr>
-        <w:t xml:space="preserve">Remote · US Startup | February 2025 – Present</w:t>
+        <w:t>Remote · US Startup | February 2025 – Present</w:t>
       </w:r>
     </w:p>
     <w:p>
@@ -134,7 +203,7 @@
           <w:sz w:val="22"/>
           <w:szCs w:val="22"/>
         </w:rPr>
-        <w:t xml:space="preserve">Financial research platform with factor models, SEC filing search, research automation, and live trading through Alpaca. I own most of the product stack, from the React web and mobile clients to Python and Node.js services on AWS. Since August 2026 I have also led Capital Thread, an AI diligence platform for private markets (detailed under Selected Projects), as a client engagement through Alpha Momentum.</w:t>
+        <w:t>Financial research platform with factor models, SEC filing search, research automation, and live trading through Alpaca. I own most of the product stack, from the React web and mobile clients to Python and Node.js services on AWS. Since August 2026 I have also led Capital Thread, an AI diligence platform for private markets (detailed under Selected Projects), as a client engagement through Alpha Momentum.</w:t>
       </w:r>
     </w:p>
     <w:p>
@@ -150,7 +219,7 @@
           <w:sz w:val="22"/>
           <w:szCs w:val="22"/>
         </w:rPr>
-        <w:t xml:space="preserve">Built the React 18 + TypeScript web app (Vite, Material-UI, Tailwind): AWS Cognito/OAuth authentication, real-time SSE streaming for AI responses, a SEC document browser, interactive dashboards with Recharts, Stripe billing, and Excel export</w:t>
+        <w:t>Built the React 18 + TypeScript web app (Vite, Material-UI, Tailwind): AWS Cognito/OAuth authentication, real-time SSE streaming for AI responses, a SEC document browser, interactive dashboards with Recharts, Stripe billing, and Excel export</w:t>
       </w:r>
     </w:p>
     <w:p>
@@ -166,7 +235,7 @@
           <w:sz w:val="22"/>
           <w:szCs w:val="22"/>
         </w:rPr>
-        <w:t xml:space="preserve">Built a serverless Node.js API (Express, Serverless Framework) on AWS Lambda for auth, portfolios, billing, and query routing, integrating Plaid (banking/webhooks), Alpaca (OAuth trading), Stripe, and AWS services (S3, SES, Cognito) over MongoDB/Mongoose</w:t>
+        <w:t>Built a serverless Node.js API (Express, Serverless Framework) on AWS Lambda for auth, portfolios, billing, and query routing, integrating Plaid (banking/webhooks), Alpaca (OAuth trading), Stripe, and AWS services (S3, SES, Cognito) over MongoDB/Mongoose</w:t>
       </w:r>
     </w:p>
     <w:p>
@@ -182,7 +251,55 @@
           <w:sz w:val="22"/>
           <w:szCs w:val="22"/>
         </w:rPr>
-        <w:t xml:space="preserve">Built Python FastAPI services: a SEC filing pipeline processing 37k+ documents on AWS Batch, data scrapers (BeautifulSoup/Selenium/aiohttp) for FMP/Fed/ECB/news feeds, and document search backed by Neo4j</w:t>
+        <w:t xml:space="preserve">Built Python </w:t>
+      </w:r>
+      <w:proofErr w:type="spellStart"/>
+      <w:r>
+        <w:rPr>
+          <w:sz w:val="22"/>
+          <w:szCs w:val="22"/>
+        </w:rPr>
+        <w:t>FastAPI</w:t>
+      </w:r>
+      <w:proofErr w:type="spellEnd"/>
+      <w:r>
+        <w:rPr>
+          <w:sz w:val="22"/>
+          <w:szCs w:val="22"/>
+        </w:rPr>
+        <w:t xml:space="preserve"> services: a SEC filing pipeline processing 37k+ documents on AWS Batch, data scrapers (</w:t>
+      </w:r>
+      <w:proofErr w:type="spellStart"/>
+      <w:r>
+        <w:rPr>
+          <w:sz w:val="22"/>
+          <w:szCs w:val="22"/>
+        </w:rPr>
+        <w:t>BeautifulSoup</w:t>
+      </w:r>
+      <w:proofErr w:type="spellEnd"/>
+      <w:r>
+        <w:rPr>
+          <w:sz w:val="22"/>
+          <w:szCs w:val="22"/>
+        </w:rPr>
+        <w:t>/Selenium/</w:t>
+      </w:r>
+      <w:proofErr w:type="spellStart"/>
+      <w:r>
+        <w:rPr>
+          <w:sz w:val="22"/>
+          <w:szCs w:val="22"/>
+        </w:rPr>
+        <w:t>aiohttp</w:t>
+      </w:r>
+      <w:proofErr w:type="spellEnd"/>
+      <w:r>
+        <w:rPr>
+          <w:sz w:val="22"/>
+          <w:szCs w:val="22"/>
+        </w:rPr>
+        <w:t>) for FMP/Fed/ECB/news feeds, and document search backed by Neo4j</w:t>
       </w:r>
     </w:p>
     <w:p>
@@ -198,7 +315,23 @@
           <w:sz w:val="22"/>
           <w:szCs w:val="22"/>
         </w:rPr>
-        <w:t xml:space="preserve">Shipped cross-platform React Native/Expo apps for iOS and Android with Plaid portfolio sync, Alpaca trading, in-app purchases (react-native-iap), and Firebase Analytics</w:t>
+        <w:t>Shipped cross-platform React Native/Expo apps for iOS and Android with Plaid portfolio sync, Alpaca trading, in-app purchases (react-native-</w:t>
+      </w:r>
+      <w:proofErr w:type="spellStart"/>
+      <w:r>
+        <w:rPr>
+          <w:sz w:val="22"/>
+          <w:szCs w:val="22"/>
+        </w:rPr>
+        <w:t>iap</w:t>
+      </w:r>
+      <w:proofErr w:type="spellEnd"/>
+      <w:r>
+        <w:rPr>
+          <w:sz w:val="22"/>
+          <w:szCs w:val="22"/>
+        </w:rPr>
+        <w:t>), and Firebase Analytics</w:t>
       </w:r>
     </w:p>
     <w:p>
@@ -214,7 +347,39 @@
           <w:sz w:val="22"/>
           <w:szCs w:val="22"/>
         </w:rPr>
-        <w:t xml:space="preserve">Set up LangChain and LangGraph workflows for equity research, valuation, portfolio optimization, macro, and risk, plus a RAG pipeline with OpenAI embeddings and Neo4j</w:t>
+        <w:t xml:space="preserve">Set up </w:t>
+      </w:r>
+      <w:proofErr w:type="spellStart"/>
+      <w:r>
+        <w:rPr>
+          <w:sz w:val="22"/>
+          <w:szCs w:val="22"/>
+        </w:rPr>
+        <w:t>LangChain</w:t>
+      </w:r>
+      <w:proofErr w:type="spellEnd"/>
+      <w:r>
+        <w:rPr>
+          <w:sz w:val="22"/>
+          <w:szCs w:val="22"/>
+        </w:rPr>
+        <w:t xml:space="preserve"> and </w:t>
+      </w:r>
+      <w:proofErr w:type="spellStart"/>
+      <w:r>
+        <w:rPr>
+          <w:sz w:val="22"/>
+          <w:szCs w:val="22"/>
+        </w:rPr>
+        <w:t>LangGraph</w:t>
+      </w:r>
+      <w:proofErr w:type="spellEnd"/>
+      <w:r>
+        <w:rPr>
+          <w:sz w:val="22"/>
+          <w:szCs w:val="22"/>
+        </w:rPr>
+        <w:t xml:space="preserve"> workflows for equity research, valuation, portfolio optimization, macro, and risk, plus a RAG pipeline with OpenAI embeddings and Neo4j</w:t>
       </w:r>
     </w:p>
     <w:p>
@@ -230,7 +395,7 @@
           <w:sz w:val="22"/>
           <w:szCs w:val="22"/>
         </w:rPr>
-        <w:t xml:space="preserve">Built CI/CD on GitHub Actions across dev, staging, and production: Docker builds to ECR, ECS redeploys, S3/CloudFront releases, and Serverless Framework infrastructure-as-code</w:t>
+        <w:t>Built CI/CD on GitHub Actions across dev, staging, and production: Docker builds to ECR, ECS redeploys, S3/CloudFront releases, and Serverless Framework infrastructure-as-code</w:t>
       </w:r>
     </w:p>
     <w:p>
@@ -251,7 +416,55 @@
           <w:sz w:val="22"/>
           <w:szCs w:val="22"/>
         </w:rPr>
-        <w:t xml:space="preserve">TypeScript, Python, React 18, React Native, Node.js (Express, Serverless), FastAPI, AWS (Lambda, ECS, ECR, S3, CloudFront, Cognito, DynamoDB, Batch), Docker, MongoDB, Neo4j, PostgreSQL, LangChain, LangGraph, Stripe, Plaid, Alpaca</w:t>
+        <w:t xml:space="preserve">TypeScript, Python, React 18, React Native, Node.js (Express, Serverless), </w:t>
+      </w:r>
+      <w:proofErr w:type="spellStart"/>
+      <w:r>
+        <w:rPr>
+          <w:sz w:val="22"/>
+          <w:szCs w:val="22"/>
+        </w:rPr>
+        <w:t>FastAPI</w:t>
+      </w:r>
+      <w:proofErr w:type="spellEnd"/>
+      <w:r>
+        <w:rPr>
+          <w:sz w:val="22"/>
+          <w:szCs w:val="22"/>
+        </w:rPr>
+        <w:t xml:space="preserve">, AWS (Lambda, ECS, ECR, S3, CloudFront, Cognito, DynamoDB, Batch), Docker, MongoDB, Neo4j, PostgreSQL, </w:t>
+      </w:r>
+      <w:proofErr w:type="spellStart"/>
+      <w:r>
+        <w:rPr>
+          <w:sz w:val="22"/>
+          <w:szCs w:val="22"/>
+        </w:rPr>
+        <w:t>LangChain</w:t>
+      </w:r>
+      <w:proofErr w:type="spellEnd"/>
+      <w:r>
+        <w:rPr>
+          <w:sz w:val="22"/>
+          <w:szCs w:val="22"/>
+        </w:rPr>
+        <w:t xml:space="preserve">, </w:t>
+      </w:r>
+      <w:proofErr w:type="spellStart"/>
+      <w:r>
+        <w:rPr>
+          <w:sz w:val="22"/>
+          <w:szCs w:val="22"/>
+        </w:rPr>
+        <w:t>LangGraph</w:t>
+      </w:r>
+      <w:proofErr w:type="spellEnd"/>
+      <w:r>
+        <w:rPr>
+          <w:sz w:val="22"/>
+          <w:szCs w:val="22"/>
+        </w:rPr>
+        <w:t>, Stripe, Plaid, Alpaca</w:t>
       </w:r>
     </w:p>
     <w:p>
@@ -263,8 +476,17 @@
           <w:sz w:val="22"/>
           <w:szCs w:val="22"/>
         </w:rPr>
-        <w:t xml:space="preserve">Full Stack Developer — WeTekup</w:t>
-      </w:r>
+        <w:t xml:space="preserve">Full Stack Developer — </w:t>
+      </w:r>
+      <w:proofErr w:type="spellStart"/>
+      <w:r>
+        <w:rPr>
+          <w:sz w:val="22"/>
+          <w:szCs w:val="22"/>
+        </w:rPr>
+        <w:t>WeTekup</w:t>
+      </w:r>
+      <w:proofErr w:type="spellEnd"/>
     </w:p>
     <w:p>
       <w:pPr>
@@ -277,7 +499,7 @@
           <w:sz w:val="22"/>
           <w:szCs w:val="22"/>
         </w:rPr>
-        <w:t xml:space="preserve">Tunis | March 2025 – September 2025</w:t>
+        <w:t>Tunis | March 2025 – September 2025</w:t>
       </w:r>
     </w:p>
     <w:p>
@@ -293,7 +515,23 @@
           <w:sz w:val="22"/>
           <w:szCs w:val="22"/>
         </w:rPr>
-        <w:t xml:space="preserve">Designed and built responsive, mobile-first React websites with a component-based architecture and SCSS (variables, mixins, modular patterns)</w:t>
+        <w:t xml:space="preserve">Designed and built responsive, mobile-first React websites with a component-based architecture and SCSS (variables, </w:t>
+      </w:r>
+      <w:proofErr w:type="spellStart"/>
+      <w:r>
+        <w:rPr>
+          <w:sz w:val="22"/>
+          <w:szCs w:val="22"/>
+        </w:rPr>
+        <w:t>mixins</w:t>
+      </w:r>
+      <w:proofErr w:type="spellEnd"/>
+      <w:r>
+        <w:rPr>
+          <w:sz w:val="22"/>
+          <w:szCs w:val="22"/>
+        </w:rPr>
+        <w:t>, modular patterns)</w:t>
       </w:r>
     </w:p>
     <w:p>
@@ -309,7 +547,8 @@
           <w:sz w:val="22"/>
           <w:szCs w:val="22"/>
         </w:rPr>
-        <w:t xml:space="preserve">Delivered robust REST APIs with Node.js/Express — auth, validation, and error-handling middleware — over normalized PostgreSQL schemas with optimized queries and indexing</w:t>
+        <w:lastRenderedPageBreak/>
+        <w:t>Delivered robust REST APIs with Node.js/Express — auth, validation, and error-handling middleware — over normalized PostgreSQL schemas with optimized queries and indexing</w:t>
       </w:r>
     </w:p>
     <w:p>
@@ -325,7 +564,39 @@
           <w:sz w:val="22"/>
           <w:szCs w:val="22"/>
         </w:rPr>
-        <w:t xml:space="preserve">Deployed to production on Hostinger with Nginx as a reverse proxy: SSL/TLS, gzip, caching, and performance tuning (lazy loading, code splitting, asset optimization)</w:t>
+        <w:t xml:space="preserve">Deployed to production on </w:t>
+      </w:r>
+      <w:proofErr w:type="spellStart"/>
+      <w:r>
+        <w:rPr>
+          <w:sz w:val="22"/>
+          <w:szCs w:val="22"/>
+        </w:rPr>
+        <w:t>Hostinger</w:t>
+      </w:r>
+      <w:proofErr w:type="spellEnd"/>
+      <w:r>
+        <w:rPr>
+          <w:sz w:val="22"/>
+          <w:szCs w:val="22"/>
+        </w:rPr>
+        <w:t xml:space="preserve"> with Nginx as a reverse proxy: SSL/TLS, </w:t>
+      </w:r>
+      <w:proofErr w:type="spellStart"/>
+      <w:r>
+        <w:rPr>
+          <w:sz w:val="22"/>
+          <w:szCs w:val="22"/>
+        </w:rPr>
+        <w:t>gzip</w:t>
+      </w:r>
+      <w:proofErr w:type="spellEnd"/>
+      <w:r>
+        <w:rPr>
+          <w:sz w:val="22"/>
+          <w:szCs w:val="22"/>
+        </w:rPr>
+        <w:t>, caching, and performance tuning (lazy loading, code splitting, asset optimization)</w:t>
       </w:r>
     </w:p>
     <w:p>
@@ -346,7 +617,7 @@
           <w:sz w:val="22"/>
           <w:szCs w:val="22"/>
         </w:rPr>
-        <w:t xml:space="preserve">React, Node.js, Express.js, SCSS, PostgreSQL, Nginx, REST API</w:t>
+        <w:t>React, Node.js, Express.js, SCSS, PostgreSQL, Nginx, REST API</w:t>
       </w:r>
     </w:p>
     <w:p>
@@ -358,8 +629,17 @@
           <w:sz w:val="22"/>
           <w:szCs w:val="22"/>
         </w:rPr>
-        <w:t xml:space="preserve">Data Science Intern — Sagemcom</w:t>
-      </w:r>
+        <w:t xml:space="preserve">Data Science Intern — </w:t>
+      </w:r>
+      <w:proofErr w:type="spellStart"/>
+      <w:r>
+        <w:rPr>
+          <w:sz w:val="22"/>
+          <w:szCs w:val="22"/>
+        </w:rPr>
+        <w:t>Sagemcom</w:t>
+      </w:r>
+      <w:proofErr w:type="spellEnd"/>
     </w:p>
     <w:p>
       <w:pPr>
@@ -372,7 +652,7 @@
           <w:sz w:val="22"/>
           <w:szCs w:val="22"/>
         </w:rPr>
-        <w:t xml:space="preserve">Tunis | February 2024 – August 2024</w:t>
+        <w:t>Tunis | February 2024 – August 2024</w:t>
       </w:r>
     </w:p>
     <w:p>
@@ -388,8 +668,17 @@
           <w:sz w:val="22"/>
           <w:szCs w:val="22"/>
         </w:rPr>
-        <w:t xml:space="preserve">Built an end-to-end data pipeline from collection to model integration, scraping and assembling datasets with Selenium and BeautifulSoup</w:t>
-      </w:r>
+        <w:t xml:space="preserve">Built an end-to-end data pipeline from collection to model integration, scraping and assembling datasets with Selenium and </w:t>
+      </w:r>
+      <w:proofErr w:type="spellStart"/>
+      <w:r>
+        <w:rPr>
+          <w:sz w:val="22"/>
+          <w:szCs w:val="22"/>
+        </w:rPr>
+        <w:t>BeautifulSoup</w:t>
+      </w:r>
+      <w:proofErr w:type="spellEnd"/>
     </w:p>
     <w:p>
       <w:pPr>
@@ -404,8 +693,49 @@
           <w:sz w:val="22"/>
           <w:szCs w:val="22"/>
         </w:rPr>
-        <w:t xml:space="preserve">Built retrieval pipelines with HuggingFace models and LangChain, plus automated workflows with LangGraph</w:t>
-      </w:r>
+        <w:t xml:space="preserve">Built retrieval pipelines with </w:t>
+      </w:r>
+      <w:proofErr w:type="spellStart"/>
+      <w:r>
+        <w:rPr>
+          <w:sz w:val="22"/>
+          <w:szCs w:val="22"/>
+        </w:rPr>
+        <w:t>HuggingFace</w:t>
+      </w:r>
+      <w:proofErr w:type="spellEnd"/>
+      <w:r>
+        <w:rPr>
+          <w:sz w:val="22"/>
+          <w:szCs w:val="22"/>
+        </w:rPr>
+        <w:t xml:space="preserve"> models and </w:t>
+      </w:r>
+      <w:proofErr w:type="spellStart"/>
+      <w:r>
+        <w:rPr>
+          <w:sz w:val="22"/>
+          <w:szCs w:val="22"/>
+        </w:rPr>
+        <w:t>LangChain</w:t>
+      </w:r>
+      <w:proofErr w:type="spellEnd"/>
+      <w:r>
+        <w:rPr>
+          <w:sz w:val="22"/>
+          <w:szCs w:val="22"/>
+        </w:rPr>
+        <w:t xml:space="preserve">, plus automated workflows with </w:t>
+      </w:r>
+      <w:proofErr w:type="spellStart"/>
+      <w:r>
+        <w:rPr>
+          <w:sz w:val="22"/>
+          <w:szCs w:val="22"/>
+        </w:rPr>
+        <w:t>LangGraph</w:t>
+      </w:r>
+      <w:proofErr w:type="spellEnd"/>
     </w:p>
     <w:p>
       <w:pPr>
@@ -420,7 +750,7 @@
           <w:sz w:val="22"/>
           <w:szCs w:val="22"/>
         </w:rPr>
-        <w:t xml:space="preserve">Developed a ReactJS + Flask web interface with REST API integration for model interactions</w:t>
+        <w:t>Developed a ReactJS + Flask web interface with REST API integration for model interactions</w:t>
       </w:r>
     </w:p>
     <w:p>
@@ -441,7 +771,55 @@
           <w:sz w:val="22"/>
           <w:szCs w:val="22"/>
         </w:rPr>
-        <w:t xml:space="preserve">Python, Flask, ReactJS, LangChain, LangGraph, HuggingFace, SQLite, REST API</w:t>
+        <w:t xml:space="preserve">Python, Flask, ReactJS, </w:t>
+      </w:r>
+      <w:proofErr w:type="spellStart"/>
+      <w:r>
+        <w:rPr>
+          <w:sz w:val="22"/>
+          <w:szCs w:val="22"/>
+        </w:rPr>
+        <w:t>LangChain</w:t>
+      </w:r>
+      <w:proofErr w:type="spellEnd"/>
+      <w:r>
+        <w:rPr>
+          <w:sz w:val="22"/>
+          <w:szCs w:val="22"/>
+        </w:rPr>
+        <w:t xml:space="preserve">, </w:t>
+      </w:r>
+      <w:proofErr w:type="spellStart"/>
+      <w:r>
+        <w:rPr>
+          <w:sz w:val="22"/>
+          <w:szCs w:val="22"/>
+        </w:rPr>
+        <w:t>LangGraph</w:t>
+      </w:r>
+      <w:proofErr w:type="spellEnd"/>
+      <w:r>
+        <w:rPr>
+          <w:sz w:val="22"/>
+          <w:szCs w:val="22"/>
+        </w:rPr>
+        <w:t xml:space="preserve">, </w:t>
+      </w:r>
+      <w:proofErr w:type="spellStart"/>
+      <w:r>
+        <w:rPr>
+          <w:sz w:val="22"/>
+          <w:szCs w:val="22"/>
+        </w:rPr>
+        <w:t>HuggingFace</w:t>
+      </w:r>
+      <w:proofErr w:type="spellEnd"/>
+      <w:r>
+        <w:rPr>
+          <w:sz w:val="22"/>
+          <w:szCs w:val="22"/>
+        </w:rPr>
+        <w:t>, SQLite, REST API</w:t>
       </w:r>
     </w:p>
     <w:p>
@@ -453,7 +831,39 @@
           <w:sz w:val="22"/>
           <w:szCs w:val="22"/>
         </w:rPr>
-        <w:t xml:space="preserve">Full Stack Intern — WeTekup (Khedma.site)</w:t>
+        <w:t xml:space="preserve">Full Stack Intern — </w:t>
+      </w:r>
+      <w:proofErr w:type="spellStart"/>
+      <w:r>
+        <w:rPr>
+          <w:sz w:val="22"/>
+          <w:szCs w:val="22"/>
+        </w:rPr>
+        <w:t>WeTekup</w:t>
+      </w:r>
+      <w:proofErr w:type="spellEnd"/>
+      <w:r>
+        <w:rPr>
+          <w:sz w:val="22"/>
+          <w:szCs w:val="22"/>
+        </w:rPr>
+        <w:t xml:space="preserve"> (</w:t>
+      </w:r>
+      <w:proofErr w:type="spellStart"/>
+      <w:r>
+        <w:rPr>
+          <w:sz w:val="22"/>
+          <w:szCs w:val="22"/>
+        </w:rPr>
+        <w:t>Khedma.site</w:t>
+      </w:r>
+      <w:proofErr w:type="spellEnd"/>
+      <w:r>
+        <w:rPr>
+          <w:sz w:val="22"/>
+          <w:szCs w:val="22"/>
+        </w:rPr>
+        <w:t>)</w:t>
       </w:r>
     </w:p>
     <w:p>
@@ -467,7 +877,7 @@
           <w:sz w:val="22"/>
           <w:szCs w:val="22"/>
         </w:rPr>
-        <w:t xml:space="preserve">Tunis | July 2023 – September 2023</w:t>
+        <w:t>Tunis | July 2023 – September 2023</w:t>
       </w:r>
     </w:p>
     <w:p>
@@ -483,7 +893,7 @@
           <w:sz w:val="22"/>
           <w:szCs w:val="22"/>
         </w:rPr>
-        <w:t xml:space="preserve">Built a job-marketplace platform for employers and job seekers with a ReactJS front end</w:t>
+        <w:t>Built a job-marketplace platform for employers and job seekers with a ReactJS front end</w:t>
       </w:r>
     </w:p>
     <w:p>
@@ -499,7 +909,7 @@
           <w:sz w:val="22"/>
           <w:szCs w:val="22"/>
         </w:rPr>
-        <w:t xml:space="preserve">Designed and implemented REST APIs with Django over an optimized PostgreSQL schema</w:t>
+        <w:t>Designed and implemented REST APIs with Django over an optimized PostgreSQL schema</w:t>
       </w:r>
     </w:p>
     <w:p>
@@ -520,7 +930,7 @@
           <w:sz w:val="22"/>
           <w:szCs w:val="22"/>
         </w:rPr>
-        <w:t xml:space="preserve">ReactJS, Django, Python, PostgreSQL, REST API</w:t>
+        <w:t>ReactJS, Django, Python, PostgreSQL, REST API</w:t>
       </w:r>
     </w:p>
     <w:p>
@@ -532,7 +942,7 @@
           <w:sz w:val="22"/>
           <w:szCs w:val="22"/>
         </w:rPr>
-        <w:t xml:space="preserve">Frontend Developer Intern — E-Build</w:t>
+        <w:t>Frontend Developer Intern — E-Build</w:t>
       </w:r>
     </w:p>
     <w:p>
@@ -546,7 +956,7 @@
           <w:sz w:val="22"/>
           <w:szCs w:val="22"/>
         </w:rPr>
-        <w:t xml:space="preserve">Tunis | July 2022 – September 2022</w:t>
+        <w:t>Tunis | July 2022 – September 2022</w:t>
       </w:r>
     </w:p>
     <w:p>
@@ -562,7 +972,7 @@
           <w:sz w:val="22"/>
           <w:szCs w:val="22"/>
         </w:rPr>
-        <w:t xml:space="preserve">Built and maintained responsive frontend components for web applications</w:t>
+        <w:t>Built and maintained responsive frontend components for web applications</w:t>
       </w:r>
     </w:p>
     <w:p>
@@ -583,7 +993,7 @@
           <w:sz w:val="22"/>
           <w:szCs w:val="22"/>
         </w:rPr>
-        <w:t xml:space="preserve">HTML, CSS, JavaScript</w:t>
+        <w:t>HTML, CSS, JavaScript</w:t>
       </w:r>
     </w:p>
     <w:p>
@@ -595,7 +1005,7 @@
           <w:sz w:val="22"/>
           <w:szCs w:val="22"/>
         </w:rPr>
-        <w:t xml:space="preserve">Software Developer Intern — OACA</w:t>
+        <w:t>Software Developer Intern — OACA</w:t>
       </w:r>
     </w:p>
     <w:p>
@@ -609,7 +1019,7 @@
           <w:sz w:val="22"/>
           <w:szCs w:val="22"/>
         </w:rPr>
-        <w:t xml:space="preserve">Tunis | February 2021 – June 2021</w:t>
+        <w:t>Tunis | February 2021 – June 2021</w:t>
       </w:r>
     </w:p>
     <w:p>
@@ -625,7 +1035,23 @@
           <w:sz w:val="22"/>
           <w:szCs w:val="22"/>
         </w:rPr>
-        <w:t xml:space="preserve">Designed and developed a Java (JavaX) desktop application for market management and monitoring</w:t>
+        <w:t>Designed and developed a Java (</w:t>
+      </w:r>
+      <w:proofErr w:type="spellStart"/>
+      <w:r>
+        <w:rPr>
+          <w:sz w:val="22"/>
+          <w:szCs w:val="22"/>
+        </w:rPr>
+        <w:t>JavaX</w:t>
+      </w:r>
+      <w:proofErr w:type="spellEnd"/>
+      <w:r>
+        <w:rPr>
+          <w:sz w:val="22"/>
+          <w:szCs w:val="22"/>
+        </w:rPr>
+        <w:t>) desktop application for market management and monitoring</w:t>
       </w:r>
     </w:p>
     <w:p>
@@ -641,7 +1067,7 @@
           <w:sz w:val="22"/>
           <w:szCs w:val="22"/>
         </w:rPr>
-        <w:t xml:space="preserve">Produced UML diagrams and architecture documentation</w:t>
+        <w:t>Produced UML diagrams and architecture documentation</w:t>
       </w:r>
     </w:p>
     <w:p>
@@ -662,7 +1088,23 @@
           <w:sz w:val="22"/>
           <w:szCs w:val="22"/>
         </w:rPr>
-        <w:t xml:space="preserve">Java, JavaX, UML</w:t>
+        <w:t xml:space="preserve">Java, </w:t>
+      </w:r>
+      <w:proofErr w:type="spellStart"/>
+      <w:r>
+        <w:rPr>
+          <w:sz w:val="22"/>
+          <w:szCs w:val="22"/>
+        </w:rPr>
+        <w:t>JavaX</w:t>
+      </w:r>
+      <w:proofErr w:type="spellEnd"/>
+      <w:r>
+        <w:rPr>
+          <w:sz w:val="22"/>
+          <w:szCs w:val="22"/>
+        </w:rPr>
+        <w:t>, UML</w:t>
       </w:r>
     </w:p>
     <w:p>
@@ -674,7 +1116,7 @@
           <w:sz w:val="22"/>
           <w:szCs w:val="22"/>
         </w:rPr>
-        <w:t xml:space="preserve">SELECTED PROJECTS</w:t>
+        <w:t>SELECTED PROJECTS</w:t>
       </w:r>
     </w:p>
     <w:p>
@@ -685,10 +1127,8 @@
         <w:rPr>
           <w:b/>
           <w:bCs/>
-          <w:sz w:val="24"/>
-          <w:szCs w:val="24"/>
-        </w:rPr>
-        <w:t xml:space="preserve">Capital Thread — AI Deal Platform for Private Markets</w:t>
+        </w:rPr>
+        <w:t>Capital Thread — AI Deal Platform for Private Markets</w:t>
       </w:r>
       <w:r>
         <w:rPr>
@@ -709,7 +1149,15 @@
           <w:sz w:val="22"/>
           <w:szCs w:val="22"/>
         </w:rPr>
-        <w:t xml:space="preserve">AI diligence platform for private credit, private equity, and venture funds. Sources opportunities from SEC EDGAR and Form D bulk data, then runs a one-click diligence pipeline that parses Inline XBRL and generates financial models, DCF valuations, and IC memos where every figure deep-links back to its source filing. LLMs handle judgment and narrative; deterministic Python handles all arithmetic. ~86k lines across backend and frontend, 65 REST endpoints over 25 tables, and 437 unit tests on the financial engines.</w:t>
+        <w:t xml:space="preserve">AI diligence platform for private credit, private equity, and venture funds. Sources opportunities from SEC EDGAR and Form D bulk data, then runs a one-click diligence pipeline that parses Inline XBRL and generates financial models, DCF valuations, and IC memos where every figure deep-links back to its source filing. LLMs handle judgment and narrative; deterministic Python </w:t>
+      </w:r>
+      <w:r>
+        <w:rPr>
+          <w:sz w:val="22"/>
+          <w:szCs w:val="22"/>
+        </w:rPr>
+        <w:lastRenderedPageBreak/>
+        <w:t>handles all arithmetic. ~86k lines across backend and frontend, 65 REST endpoints over 25 tables, and 437 unit tests on the financial engines.</w:t>
       </w:r>
     </w:p>
     <w:p>
@@ -730,7 +1178,39 @@
           <w:sz w:val="22"/>
           <w:szCs w:val="22"/>
         </w:rPr>
-        <w:t xml:space="preserve">React 19, TypeScript, FastAPI, PostgreSQL, SQLAlchemy, OpenAI API, Anthropic API, SEC EDGAR, Arelle XBRL, OAuth 2.0</w:t>
+        <w:t xml:space="preserve">React 19, TypeScript, </w:t>
+      </w:r>
+      <w:proofErr w:type="spellStart"/>
+      <w:r>
+        <w:rPr>
+          <w:sz w:val="22"/>
+          <w:szCs w:val="22"/>
+        </w:rPr>
+        <w:t>FastAPI</w:t>
+      </w:r>
+      <w:proofErr w:type="spellEnd"/>
+      <w:r>
+        <w:rPr>
+          <w:sz w:val="22"/>
+          <w:szCs w:val="22"/>
+        </w:rPr>
+        <w:t xml:space="preserve">, PostgreSQL, </w:t>
+      </w:r>
+      <w:proofErr w:type="spellStart"/>
+      <w:r>
+        <w:rPr>
+          <w:sz w:val="22"/>
+          <w:szCs w:val="22"/>
+        </w:rPr>
+        <w:t>SQLAlchemy</w:t>
+      </w:r>
+      <w:proofErr w:type="spellEnd"/>
+      <w:r>
+        <w:rPr>
+          <w:sz w:val="22"/>
+          <w:szCs w:val="22"/>
+        </w:rPr>
+        <w:t>, OpenAI API, Anthropic API, SEC EDGAR, Arelle XBRL, OAuth 2.0</w:t>
       </w:r>
     </w:p>
     <w:p>
@@ -741,10 +1221,8 @@
         <w:rPr>
           <w:b/>
           <w:bCs/>
-          <w:sz w:val="24"/>
-          <w:szCs w:val="24"/>
-        </w:rPr>
-        <w:t xml:space="preserve">Alpha Momentum — Fintech Research Platform</w:t>
+        </w:rPr>
+        <w:t>Alpha Momentum — Fintech Research Platform</w:t>
       </w:r>
       <w:r>
         <w:rPr>
@@ -765,7 +1243,23 @@
           <w:sz w:val="22"/>
           <w:szCs w:val="22"/>
         </w:rPr>
-        <w:t xml:space="preserve">Financial research platform I built end to end across web, iOS, and Android, with a 37k+ document SEC pipeline on AWS Batch and five LangGraph research workflows.</w:t>
+        <w:t xml:space="preserve">Financial research platform I built end to end across web, iOS, and Android, with a 37k+ document SEC pipeline on AWS Batch and five </w:t>
+      </w:r>
+      <w:proofErr w:type="spellStart"/>
+      <w:r>
+        <w:rPr>
+          <w:sz w:val="22"/>
+          <w:szCs w:val="22"/>
+        </w:rPr>
+        <w:t>LangGraph</w:t>
+      </w:r>
+      <w:proofErr w:type="spellEnd"/>
+      <w:r>
+        <w:rPr>
+          <w:sz w:val="22"/>
+          <w:szCs w:val="22"/>
+        </w:rPr>
+        <w:t xml:space="preserve"> research workflows.</w:t>
       </w:r>
     </w:p>
     <w:p>
@@ -786,21 +1280,60 @@
           <w:sz w:val="22"/>
           <w:szCs w:val="22"/>
         </w:rPr>
-        <w:t xml:space="preserve">React 18, TypeScript, FastAPI, LangChain, AWS, MongoDB, Neo4j, Stripe, Plaid</w:t>
+        <w:t xml:space="preserve">React 18, TypeScript, </w:t>
+      </w:r>
+      <w:proofErr w:type="spellStart"/>
+      <w:r>
+        <w:rPr>
+          <w:sz w:val="22"/>
+          <w:szCs w:val="22"/>
+        </w:rPr>
+        <w:t>FastAPI</w:t>
+      </w:r>
+      <w:proofErr w:type="spellEnd"/>
+      <w:r>
+        <w:rPr>
+          <w:sz w:val="22"/>
+          <w:szCs w:val="22"/>
+        </w:rPr>
+        <w:t xml:space="preserve">, </w:t>
+      </w:r>
+      <w:proofErr w:type="spellStart"/>
+      <w:r>
+        <w:rPr>
+          <w:sz w:val="22"/>
+          <w:szCs w:val="22"/>
+        </w:rPr>
+        <w:t>LangChain</w:t>
+      </w:r>
+      <w:proofErr w:type="spellEnd"/>
+      <w:r>
+        <w:rPr>
+          <w:sz w:val="22"/>
+          <w:szCs w:val="22"/>
+        </w:rPr>
+        <w:t>, AWS, MongoDB, Neo4j, Stripe, Plaid</w:t>
       </w:r>
     </w:p>
     <w:p>
       <w:pPr>
         <w:spacing w:before="140" w:after="40"/>
       </w:pPr>
+      <w:proofErr w:type="spellStart"/>
       <w:r>
         <w:rPr>
           <w:b/>
           <w:bCs/>
-          <w:sz w:val="24"/>
-          <w:szCs w:val="24"/>
-        </w:rPr>
-        <w:t xml:space="preserve">Outlou — Location-Based Social App</w:t>
+        </w:rPr>
+        <w:t>Outlou</w:t>
+      </w:r>
+      <w:proofErr w:type="spellEnd"/>
+      <w:r>
+        <w:rPr>
+          <w:b/>
+          <w:bCs/>
+        </w:rPr>
+        <w:t xml:space="preserve"> — Location-Based Social App</w:t>
       </w:r>
       <w:r>
         <w:rPr>
@@ -821,7 +1354,7 @@
           <w:sz w:val="22"/>
           <w:szCs w:val="22"/>
         </w:rPr>
-        <w:t xml:space="preserve">Location-based social network in React Native and Firebase: users share moments tied to places, discover nearby activity, and connect through map-based feeds. QR profile links; English, Arabic, and French.</w:t>
+        <w:t>Location-based social network in React Native and Firebase: users share moments tied to places, discover nearby activity, and connect through map-based feeds. QR profile links; English, Arabic, and French.</w:t>
       </w:r>
     </w:p>
     <w:p>
@@ -842,21 +1375,44 @@
           <w:sz w:val="22"/>
           <w:szCs w:val="22"/>
         </w:rPr>
-        <w:t xml:space="preserve">React Native, Expo, Firebase, Node.js, Google Maps API, Backblaze B2, Resend</w:t>
+        <w:t xml:space="preserve">React Native, Expo, Firebase, Node.js, Google Maps API, </w:t>
+      </w:r>
+      <w:proofErr w:type="spellStart"/>
+      <w:r>
+        <w:rPr>
+          <w:sz w:val="22"/>
+          <w:szCs w:val="22"/>
+        </w:rPr>
+        <w:t>Backblaze</w:t>
+      </w:r>
+      <w:proofErr w:type="spellEnd"/>
+      <w:r>
+        <w:rPr>
+          <w:sz w:val="22"/>
+          <w:szCs w:val="22"/>
+        </w:rPr>
+        <w:t xml:space="preserve"> B2, Resend</w:t>
       </w:r>
     </w:p>
     <w:p>
       <w:pPr>
         <w:spacing w:before="140" w:after="40"/>
       </w:pPr>
+      <w:proofErr w:type="spellStart"/>
       <w:r>
         <w:rPr>
           <w:b/>
           <w:bCs/>
-          <w:sz w:val="24"/>
-          <w:szCs w:val="24"/>
-        </w:rPr>
-        <w:t xml:space="preserve">EduMemes — EdTech Platform</w:t>
+        </w:rPr>
+        <w:t>EduMemes</w:t>
+      </w:r>
+      <w:proofErr w:type="spellEnd"/>
+      <w:r>
+        <w:rPr>
+          <w:b/>
+          <w:bCs/>
+        </w:rPr>
+        <w:t xml:space="preserve"> — EdTech Platform</w:t>
       </w:r>
       <w:r>
         <w:rPr>
@@ -877,7 +1433,7 @@
           <w:sz w:val="22"/>
           <w:szCs w:val="22"/>
         </w:rPr>
-        <w:t xml:space="preserve">Educational platform that uses memes and short videos to make learning more engaging. Built solo: a React front end, a Node.js/MySQL backend, and a React Native companion app.</w:t>
+        <w:t>Educational platform that uses memes and short videos to make learning more engaging. Built solo: a React front end, a Node.js/MySQL backend, and a React Native companion app.</w:t>
       </w:r>
     </w:p>
     <w:p>
@@ -898,7 +1454,7 @@
           <w:sz w:val="22"/>
           <w:szCs w:val="22"/>
         </w:rPr>
-        <w:t xml:space="preserve">React, Node.js, Express, MySQL, React Native</w:t>
+        <w:t>React, Node.js, Express, MySQL, React Native</w:t>
       </w:r>
     </w:p>
     <w:p>
@@ -910,7 +1466,7 @@
           <w:sz w:val="22"/>
           <w:szCs w:val="22"/>
         </w:rPr>
-        <w:t xml:space="preserve">TECHNICAL SKILLS</w:t>
+        <w:t>TECHNICAL SKILLS</w:t>
       </w:r>
     </w:p>
     <w:p>
@@ -931,7 +1487,39 @@
           <w:sz w:val="22"/>
           <w:szCs w:val="22"/>
         </w:rPr>
-        <w:t xml:space="preserve">React 19, TypeScript, Next.js, Vite, MUI, Tailwind CSS, TanStack Query, Zustand, Framer Motion, Angular, SCSS</w:t>
+        <w:t xml:space="preserve">React 19, TypeScript, Next.js, Vite, MUI, Tailwind CSS, </w:t>
+      </w:r>
+      <w:proofErr w:type="spellStart"/>
+      <w:r>
+        <w:rPr>
+          <w:sz w:val="22"/>
+          <w:szCs w:val="22"/>
+        </w:rPr>
+        <w:t>TanStack</w:t>
+      </w:r>
+      <w:proofErr w:type="spellEnd"/>
+      <w:r>
+        <w:rPr>
+          <w:sz w:val="22"/>
+          <w:szCs w:val="22"/>
+        </w:rPr>
+        <w:t xml:space="preserve"> Query, </w:t>
+      </w:r>
+      <w:proofErr w:type="spellStart"/>
+      <w:r>
+        <w:rPr>
+          <w:sz w:val="22"/>
+          <w:szCs w:val="22"/>
+        </w:rPr>
+        <w:t>Zustand</w:t>
+      </w:r>
+      <w:proofErr w:type="spellEnd"/>
+      <w:r>
+        <w:rPr>
+          <w:sz w:val="22"/>
+          <w:szCs w:val="22"/>
+        </w:rPr>
+        <w:t>, Framer Motion, Angular, SCSS</w:t>
       </w:r>
     </w:p>
     <w:p>
@@ -952,7 +1540,7 @@
           <w:sz w:val="22"/>
           <w:szCs w:val="22"/>
         </w:rPr>
-        <w:t xml:space="preserve">React Native, Expo, Firebase, Plaid SDK, In-App Purchases</w:t>
+        <w:t>React Native, Expo, Firebase, Plaid SDK, In-App Purchases</w:t>
       </w:r>
     </w:p>
     <w:p>
@@ -973,7 +1561,23 @@
           <w:sz w:val="22"/>
           <w:szCs w:val="22"/>
         </w:rPr>
-        <w:t xml:space="preserve">Node.js, Express, FastAPI, Flask, Django, Spring Boot, Serverless Framework</w:t>
+        <w:t xml:space="preserve">Node.js, Express, </w:t>
+      </w:r>
+      <w:proofErr w:type="spellStart"/>
+      <w:r>
+        <w:rPr>
+          <w:sz w:val="22"/>
+          <w:szCs w:val="22"/>
+        </w:rPr>
+        <w:t>FastAPI</w:t>
+      </w:r>
+      <w:proofErr w:type="spellEnd"/>
+      <w:r>
+        <w:rPr>
+          <w:sz w:val="22"/>
+          <w:szCs w:val="22"/>
+        </w:rPr>
+        <w:t>, Flask, Django, Spring Boot, Serverless Framework</w:t>
       </w:r>
     </w:p>
     <w:p>
@@ -994,7 +1598,7 @@
           <w:sz w:val="22"/>
           <w:szCs w:val="22"/>
         </w:rPr>
-        <w:t xml:space="preserve">PostgreSQL, MongoDB, Neo4j, MySQL, DynamoDB, Firebase</w:t>
+        <w:t>PostgreSQL, MongoDB, Neo4j, MySQL, DynamoDB, Firebase</w:t>
       </w:r>
     </w:p>
     <w:p>
@@ -1015,7 +1619,7 @@
           <w:sz w:val="22"/>
           <w:szCs w:val="22"/>
         </w:rPr>
-        <w:t xml:space="preserve">AWS (Lambda, ECS, ECR, S3, CloudFront, Cognito, Batch), Docker, GitHub Actions, Nginx, Azure</w:t>
+        <w:t>AWS (Lambda, ECS, ECR, S3, CloudFront, Cognito, Batch), Docker, GitHub Actions, Nginx, Azure</w:t>
       </w:r>
     </w:p>
     <w:p>
@@ -1031,13 +1635,63 @@
         </w:rPr>
         <w:t xml:space="preserve">AI/ML: </w:t>
       </w:r>
-      <w:r>
-        <w:rPr>
-          <w:sz w:val="22"/>
-          <w:szCs w:val="22"/>
-        </w:rPr>
-        <w:t xml:space="preserve">LangChain, LangGraph, OpenAI API, Anthropic API, RAG, HuggingFace, TensorFlow, PyTorch</w:t>
-      </w:r>
+      <w:proofErr w:type="spellStart"/>
+      <w:r>
+        <w:rPr>
+          <w:sz w:val="22"/>
+          <w:szCs w:val="22"/>
+        </w:rPr>
+        <w:t>LangChain</w:t>
+      </w:r>
+      <w:proofErr w:type="spellEnd"/>
+      <w:r>
+        <w:rPr>
+          <w:sz w:val="22"/>
+          <w:szCs w:val="22"/>
+        </w:rPr>
+        <w:t xml:space="preserve">, </w:t>
+      </w:r>
+      <w:proofErr w:type="spellStart"/>
+      <w:r>
+        <w:rPr>
+          <w:sz w:val="22"/>
+          <w:szCs w:val="22"/>
+        </w:rPr>
+        <w:t>LangGraph</w:t>
+      </w:r>
+      <w:proofErr w:type="spellEnd"/>
+      <w:r>
+        <w:rPr>
+          <w:sz w:val="22"/>
+          <w:szCs w:val="22"/>
+        </w:rPr>
+        <w:t xml:space="preserve">, OpenAI API, Anthropic API, RAG, </w:t>
+      </w:r>
+      <w:proofErr w:type="spellStart"/>
+      <w:r>
+        <w:rPr>
+          <w:sz w:val="22"/>
+          <w:szCs w:val="22"/>
+        </w:rPr>
+        <w:t>HuggingFace</w:t>
+      </w:r>
+      <w:proofErr w:type="spellEnd"/>
+      <w:r>
+        <w:rPr>
+          <w:sz w:val="22"/>
+          <w:szCs w:val="22"/>
+        </w:rPr>
+        <w:t xml:space="preserve">, TensorFlow, </w:t>
+      </w:r>
+      <w:proofErr w:type="spellStart"/>
+      <w:r>
+        <w:rPr>
+          <w:sz w:val="22"/>
+          <w:szCs w:val="22"/>
+        </w:rPr>
+        <w:t>PyTorch</w:t>
+      </w:r>
+      <w:proofErr w:type="spellEnd"/>
     </w:p>
     <w:p>
       <w:pPr>
@@ -1057,7 +1711,7 @@
           <w:sz w:val="22"/>
           <w:szCs w:val="22"/>
         </w:rPr>
-        <w:t xml:space="preserve">Stripe, Plaid, Alpaca, OAuth 2.0, Polygon, SEC EDGAR</w:t>
+        <w:t>Stripe, Plaid, Alpaca, OAuth 2.0, Polygon, SEC EDGAR</w:t>
       </w:r>
     </w:p>
     <w:p>
@@ -1069,7 +1723,7 @@
           <w:sz w:val="22"/>
           <w:szCs w:val="22"/>
         </w:rPr>
-        <w:t xml:space="preserve">EDUCATION</w:t>
+        <w:t>EDUCATION</w:t>
       </w:r>
     </w:p>
     <w:p>
@@ -1081,7 +1735,7 @@
           <w:sz w:val="22"/>
           <w:szCs w:val="22"/>
         </w:rPr>
-        <w:t xml:space="preserve">Computer Engineering, Data Science — ESPRIT</w:t>
+        <w:t>Computer Engineering, Data Science — ESPRIT</w:t>
       </w:r>
     </w:p>
     <w:p>
@@ -1095,7 +1749,7 @@
           <w:sz w:val="22"/>
           <w:szCs w:val="22"/>
         </w:rPr>
-        <w:t xml:space="preserve">Tunis · 2021 – 2024</w:t>
+        <w:t>Tunis · 2021 – 2024</w:t>
       </w:r>
     </w:p>
     <w:p>
@@ -1111,7 +1765,7 @@
           <w:sz w:val="22"/>
           <w:szCs w:val="22"/>
         </w:rPr>
-        <w:t xml:space="preserve">Thesis: “Generative AI with Business Knowledge” — Mention: Very Good</w:t>
+        <w:t>Thesis: “Generative AI with Business Knowledge” — Mention: Very Good</w:t>
       </w:r>
     </w:p>
     <w:p>
@@ -1123,7 +1777,7 @@
           <w:sz w:val="22"/>
           <w:szCs w:val="22"/>
         </w:rPr>
-        <w:t xml:space="preserve">Bachelor of Computer Science — ESSECT</w:t>
+        <w:t>Bachelor of Computer Science — ESSECT</w:t>
       </w:r>
     </w:p>
     <w:p>
@@ -1137,7 +1791,7 @@
           <w:sz w:val="22"/>
           <w:szCs w:val="22"/>
         </w:rPr>
-        <w:t xml:space="preserve">Tunis · 2018 – 2021</w:t>
+        <w:t>Tunis · 2018 – 2021</w:t>
       </w:r>
     </w:p>
     <w:p>
@@ -1153,7 +1807,7 @@
           <w:sz w:val="22"/>
           <w:szCs w:val="22"/>
         </w:rPr>
-        <w:t xml:space="preserve">Foundation in software development, algorithms, and data structures</w:t>
+        <w:t>Foundation in software development, algorithms, and data structures</w:t>
       </w:r>
     </w:p>
     <w:p>
@@ -1165,7 +1819,7 @@
           <w:sz w:val="22"/>
           <w:szCs w:val="22"/>
         </w:rPr>
-        <w:t xml:space="preserve">ADDITIONAL INFORMATION</w:t>
+        <w:t>ADDITIONAL INFORMATION</w:t>
       </w:r>
     </w:p>
     <w:p>
@@ -1190,7 +1844,7 @@
           <w:sz w:val="22"/>
           <w:szCs w:val="22"/>
         </w:rPr>
-        <w:t xml:space="preserve">Arabic (Native), English (B2, Professional), French (B2, Professional)</w:t>
+        <w:t>Arabic (Native), English (B2, Professional), French (B2, Professional)</w:t>
       </w:r>
     </w:p>
     <w:p>
@@ -1215,7 +1869,7 @@
           <w:sz w:val="22"/>
           <w:szCs w:val="22"/>
         </w:rPr>
-        <w:t xml:space="preserve">Problem-solving, collaboration, and clear communication</w:t>
+        <w:t>Problem-solving, collaboration, and clear communication</w:t>
       </w:r>
     </w:p>
     <w:sectPr>
@@ -1955,6 +2609,18 @@
       <w:szCs w:val="20"/>
     </w:rPr>
   </w:style>
+  <w:style w:type="character" w:styleId="UnresolvedMention">
+    <w:name w:val="Unresolved Mention"/>
+    <w:basedOn w:val="DefaultParagraphFont"/>
+    <w:uiPriority w:val="99"/>
+    <w:semiHidden/>
+    <w:unhideWhenUsed/>
+    <w:rsid w:val="005776FD"/>
+    <w:rPr>
+      <w:color w:val="605E5C"/>
+      <w:shd w:val="clear" w:color="auto" w:fill="E1DFDD"/>
+    </w:rPr>
+  </w:style>
 </w:styles>
 </file>
 

--- a/client/public/CV/FullStack/Louay_Guetat_ENG.docx
+++ b/client/public/CV/FullStack/Louay_Guetat_ENG.docx
@@ -32,7 +32,7 @@
     </w:p>
     <w:p>
       <w:pPr>
-        <w:spacing w:after="200"/>
+        <w:spacing w:after="120"/>
         <w:jc w:val="center"/>
       </w:pPr>
       <w:r>
@@ -84,7 +84,7 @@
     </w:p>
     <w:p>
       <w:pPr>
-        <w:spacing w:after="200"/>
+        <w:spacing w:after="120"/>
         <w:jc w:val="center"/>
       </w:pPr>
       <w:r>
@@ -144,7 +144,7 @@
     </w:p>
     <w:p>
       <w:pPr>
-        <w:spacing w:after="300"/>
+        <w:spacing w:after="140"/>
       </w:pPr>
       <w:r>
         <w:rPr>
@@ -153,7 +153,7 @@
           <w:sz w:val="22"/>
           <w:szCs w:val="22"/>
         </w:rPr>
-        <w:t>Full Stack Engineer with 2+ years shipping production software across web, mobile, and cloud. I currently build fintech products end to end for a US startup — from React and React Native front ends to Python and Node.js APIs on AWS — with AI/LLM features throughout. Comfortable owning the whole stack: product UI, serverless backends, data pipelines, and CI/CD.</w:t>
+        <w:t>Full-stack engineer with 2+ years building and shipping production software for the web, mobile and cloud. Right now I build fintech products for a US startup, working across the whole thing: React and React Native on the front end, Python and Node.js APIs on AWS, and AI/LLM features on top. I'm happy owning the full stack, from the product UI down to serverless backends, data pipelines and CI/CD.</w:t>
       </w:r>
     </w:p>
     <w:p>
@@ -161,10 +161,7 @@
         <w:pStyle w:val="Heading1"/>
       </w:pPr>
       <w:r>
-        <w:rPr>
-          <w:sz w:val="22"/>
-          <w:szCs w:val="22"/>
-        </w:rPr>
+        <w:rPr/>
         <w:t>WORK EXPERIENCE</w:t>
       </w:r>
     </w:p>
@@ -173,15 +170,13 @@
         <w:pStyle w:val="Heading2"/>
       </w:pPr>
       <w:r>
-        <w:rPr>
-          <w:sz w:val="22"/>
-          <w:szCs w:val="22"/>
-        </w:rPr>
-        <w:t>Full Stack Engineer — Alpha Momentum</w:t>
-      </w:r>
-    </w:p>
-    <w:p>
-      <w:pPr>
+        <w:rPr/>
+        <w:t>Full Stack Engineer · Alpha Momentum</w:t>
+      </w:r>
+    </w:p>
+    <w:p>
+      <w:pPr>
+        <w:keepNext/>
         <w:spacing w:after="120"/>
       </w:pPr>
       <w:r>
@@ -203,7 +198,7 @@
           <w:sz w:val="22"/>
           <w:szCs w:val="22"/>
         </w:rPr>
-        <w:t>Financial research platform with factor models, SEC filing search, research automation, and live trading through Alpaca. I own most of the product stack, from the React web and mobile clients to Python and Node.js services on AWS. Since August 2026 I have also led Capital Thread, an AI diligence platform for private markets (detailed under Selected Projects), as a client engagement through Alpha Momentum.</w:t>
+        <w:t>Financial research platform with factor models, SEC filing search, research automation, and live trading through Alpaca. I own most of the product stack, from the React web and mobile clients to the Python and Node.js services on AWS. Since August 2026 I've also been leading Capital Thread, an AI diligence platform for private markets (covered under Selected Projects), as a client engagement through Alpha Momentum.</w:t>
       </w:r>
     </w:p>
     <w:p>
@@ -235,7 +230,7 @@
           <w:sz w:val="22"/>
           <w:szCs w:val="22"/>
         </w:rPr>
-        <w:t>Built a serverless Node.js API (Express, Serverless Framework) on AWS Lambda for auth, portfolios, billing, and query routing, integrating Plaid (banking/webhooks), Alpaca (OAuth trading), Stripe, and AWS services (S3, SES, Cognito) over MongoDB/Mongoose</w:t>
+        <w:t>Wrote a serverless Node.js API (Express, Serverless Framework) on AWS Lambda for auth, portfolios, billing, and query routing, integrating Plaid (banking/webhooks), Alpaca (OAuth trading), Stripe, and AWS services (S3, SES, Cognito) over MongoDB/Mongoose</w:t>
       </w:r>
     </w:p>
     <w:p>
@@ -385,6 +380,7 @@
     <w:p>
       <w:pPr>
         <w:pStyle w:val="ListParagraph"/>
+        <w:keepNext/>
         <w:numPr>
           <w:ilvl w:val="0"/>
           <w:numId w:val="2"/>
@@ -400,7 +396,7 @@
     </w:p>
     <w:p>
       <w:pPr>
-        <w:spacing w:before="100" w:after="200"/>
+        <w:spacing w:before="80" w:after="120"/>
       </w:pPr>
       <w:r>
         <w:rPr>
@@ -472,24 +468,20 @@
         <w:pStyle w:val="Heading2"/>
       </w:pPr>
       <w:r>
-        <w:rPr>
-          <w:sz w:val="22"/>
-          <w:szCs w:val="22"/>
-        </w:rPr>
-        <w:t xml:space="preserve">Full Stack Developer — </w:t>
-      </w:r>
-      <w:proofErr w:type="spellStart"/>
-      <w:r>
-        <w:rPr>
-          <w:sz w:val="22"/>
-          <w:szCs w:val="22"/>
-        </w:rPr>
+        <w:rPr/>
+        <w:lastRenderedPageBreak/>
+        <w:t xml:space="preserve">Full Stack Developer · </w:t>
+      </w:r>
+      <w:proofErr w:type="spellStart"/>
+      <w:r>
+        <w:rPr/>
         <w:t>WeTekup</w:t>
       </w:r>
       <w:proofErr w:type="spellEnd"/>
     </w:p>
     <w:p>
       <w:pPr>
+        <w:keepNext/>
         <w:spacing w:after="120"/>
       </w:pPr>
       <w:r>
@@ -547,8 +539,107 @@
           <w:sz w:val="22"/>
           <w:szCs w:val="22"/>
         </w:rPr>
-        <w:lastRenderedPageBreak/>
-        <w:t>Delivered robust REST APIs with Node.js/Express — auth, validation, and error-handling middleware — over normalized PostgreSQL schemas with optimized queries and indexing</w:t>
+        <w:t>Delivered solid REST APIs with Node.js/Express (auth, validation and error-handling middleware) over normalized PostgreSQL schemas with tuned queries and indexing</w:t>
+      </w:r>
+    </w:p>
+    <w:p>
+      <w:pPr>
+        <w:pStyle w:val="ListParagraph"/>
+        <w:keepNext/>
+        <w:numPr>
+          <w:ilvl w:val="0"/>
+          <w:numId w:val="2"/>
+        </w:numPr>
+      </w:pPr>
+      <w:r>
+        <w:rPr>
+          <w:sz w:val="22"/>
+          <w:szCs w:val="22"/>
+        </w:rPr>
+        <w:t xml:space="preserve">Deployed to production on </w:t>
+      </w:r>
+      <w:proofErr w:type="spellStart"/>
+      <w:r>
+        <w:rPr>
+          <w:sz w:val="22"/>
+          <w:szCs w:val="22"/>
+        </w:rPr>
+        <w:t>Hostinger</w:t>
+      </w:r>
+      <w:proofErr w:type="spellEnd"/>
+      <w:r>
+        <w:rPr>
+          <w:sz w:val="22"/>
+          <w:szCs w:val="22"/>
+        </w:rPr>
+        <w:t xml:space="preserve"> with Nginx as a reverse proxy: SSL/TLS, </w:t>
+      </w:r>
+      <w:proofErr w:type="spellStart"/>
+      <w:r>
+        <w:rPr>
+          <w:sz w:val="22"/>
+          <w:szCs w:val="22"/>
+        </w:rPr>
+        <w:t>gzip</w:t>
+      </w:r>
+      <w:proofErr w:type="spellEnd"/>
+      <w:r>
+        <w:rPr>
+          <w:sz w:val="22"/>
+          <w:szCs w:val="22"/>
+        </w:rPr>
+        <w:t>, caching, and performance tuning (lazy loading, code splitting, asset optimization)</w:t>
+      </w:r>
+    </w:p>
+    <w:p>
+      <w:pPr>
+        <w:spacing w:before="80" w:after="120"/>
+      </w:pPr>
+      <w:r>
+        <w:rPr>
+          <w:b/>
+          <w:bCs/>
+          <w:sz w:val="22"/>
+          <w:szCs w:val="22"/>
+        </w:rPr>
+        <w:t xml:space="preserve">Technologies: </w:t>
+      </w:r>
+      <w:r>
+        <w:rPr>
+          <w:sz w:val="22"/>
+          <w:szCs w:val="22"/>
+        </w:rPr>
+        <w:t>React, Node.js, Express.js, SCSS, PostgreSQL, Nginx, REST API</w:t>
+      </w:r>
+    </w:p>
+    <w:p>
+      <w:pPr>
+        <w:pStyle w:val="Heading2"/>
+      </w:pPr>
+      <w:r>
+        <w:rPr/>
+        <w:t xml:space="preserve">Data Science Intern · </w:t>
+      </w:r>
+      <w:proofErr w:type="spellStart"/>
+      <w:r>
+        <w:rPr/>
+        <w:t>Sagemcom</w:t>
+      </w:r>
+      <w:proofErr w:type="spellEnd"/>
+    </w:p>
+    <w:p>
+      <w:pPr>
+        <w:keepNext/>
+        <w:spacing w:after="120"/>
+      </w:pPr>
+      <w:r>
+        <w:rPr>
+          <w:i/>
+          <w:iCs/>
+          <w:sz w:val="22"/>
+          <w:szCs w:val="22"/>
+        </w:rPr>
+        <w:t>Tunis | February 2024 – August 2024</w:t>
       </w:r>
     </w:p>
     <w:p>
@@ -564,96 +655,17 @@
           <w:sz w:val="22"/>
           <w:szCs w:val="22"/>
         </w:rPr>
-        <w:t xml:space="preserve">Deployed to production on </w:t>
-      </w:r>
-      <w:proofErr w:type="spellStart"/>
-      <w:r>
-        <w:rPr>
-          <w:sz w:val="22"/>
-          <w:szCs w:val="22"/>
-        </w:rPr>
-        <w:t>Hostinger</w:t>
-      </w:r>
-      <w:proofErr w:type="spellEnd"/>
-      <w:r>
-        <w:rPr>
-          <w:sz w:val="22"/>
-          <w:szCs w:val="22"/>
-        </w:rPr>
-        <w:t xml:space="preserve"> with Nginx as a reverse proxy: SSL/TLS, </w:t>
-      </w:r>
-      <w:proofErr w:type="spellStart"/>
-      <w:r>
-        <w:rPr>
-          <w:sz w:val="22"/>
-          <w:szCs w:val="22"/>
-        </w:rPr>
-        <w:t>gzip</w:t>
-      </w:r>
-      <w:proofErr w:type="spellEnd"/>
-      <w:r>
-        <w:rPr>
-          <w:sz w:val="22"/>
-          <w:szCs w:val="22"/>
-        </w:rPr>
-        <w:t>, caching, and performance tuning (lazy loading, code splitting, asset optimization)</w:t>
-      </w:r>
-    </w:p>
-    <w:p>
-      <w:pPr>
-        <w:spacing w:before="100" w:after="200"/>
-      </w:pPr>
-      <w:r>
-        <w:rPr>
-          <w:b/>
-          <w:bCs/>
-          <w:sz w:val="22"/>
-          <w:szCs w:val="22"/>
-        </w:rPr>
-        <w:t xml:space="preserve">Technologies: </w:t>
-      </w:r>
-      <w:r>
-        <w:rPr>
-          <w:sz w:val="22"/>
-          <w:szCs w:val="22"/>
-        </w:rPr>
-        <w:t>React, Node.js, Express.js, SCSS, PostgreSQL, Nginx, REST API</w:t>
-      </w:r>
-    </w:p>
-    <w:p>
-      <w:pPr>
-        <w:pStyle w:val="Heading2"/>
-      </w:pPr>
-      <w:r>
-        <w:rPr>
-          <w:sz w:val="22"/>
-          <w:szCs w:val="22"/>
-        </w:rPr>
-        <w:t xml:space="preserve">Data Science Intern — </w:t>
-      </w:r>
-      <w:proofErr w:type="spellStart"/>
-      <w:r>
-        <w:rPr>
-          <w:sz w:val="22"/>
-          <w:szCs w:val="22"/>
-        </w:rPr>
-        <w:t>Sagemcom</w:t>
-      </w:r>
-      <w:proofErr w:type="spellEnd"/>
-    </w:p>
-    <w:p>
-      <w:pPr>
-        <w:spacing w:after="120"/>
-      </w:pPr>
-      <w:r>
-        <w:rPr>
-          <w:i/>
-          <w:iCs/>
-          <w:sz w:val="22"/>
-          <w:szCs w:val="22"/>
-        </w:rPr>
-        <w:t>Tunis | February 2024 – August 2024</w:t>
-      </w:r>
+        <w:t xml:space="preserve">Built a full data pipeline from collection to model integration, scraping and assembling datasets with Selenium and </w:t>
+      </w:r>
+      <w:proofErr w:type="spellStart"/>
+      <w:r>
+        <w:rPr>
+          <w:sz w:val="22"/>
+          <w:szCs w:val="22"/>
+        </w:rPr>
+        <w:t>BeautifulSoup</w:t>
+      </w:r>
+      <w:proofErr w:type="spellEnd"/>
     </w:p>
     <w:p>
       <w:pPr>
@@ -668,17 +680,179 @@
           <w:sz w:val="22"/>
           <w:szCs w:val="22"/>
         </w:rPr>
-        <w:t xml:space="preserve">Built an end-to-end data pipeline from collection to model integration, scraping and assembling datasets with Selenium and </w:t>
-      </w:r>
-      <w:proofErr w:type="spellStart"/>
-      <w:r>
-        <w:rPr>
-          <w:sz w:val="22"/>
-          <w:szCs w:val="22"/>
-        </w:rPr>
-        <w:t>BeautifulSoup</w:t>
-      </w:r>
-      <w:proofErr w:type="spellEnd"/>
+        <w:t xml:space="preserve">Built retrieval pipelines with </w:t>
+      </w:r>
+      <w:proofErr w:type="spellStart"/>
+      <w:r>
+        <w:rPr>
+          <w:sz w:val="22"/>
+          <w:szCs w:val="22"/>
+        </w:rPr>
+        <w:t>HuggingFace</w:t>
+      </w:r>
+      <w:proofErr w:type="spellEnd"/>
+      <w:r>
+        <w:rPr>
+          <w:sz w:val="22"/>
+          <w:szCs w:val="22"/>
+        </w:rPr>
+        <w:t xml:space="preserve"> models and </w:t>
+      </w:r>
+      <w:proofErr w:type="spellStart"/>
+      <w:r>
+        <w:rPr>
+          <w:sz w:val="22"/>
+          <w:szCs w:val="22"/>
+        </w:rPr>
+        <w:t>LangChain</w:t>
+      </w:r>
+      <w:proofErr w:type="spellEnd"/>
+      <w:r>
+        <w:rPr>
+          <w:sz w:val="22"/>
+          <w:szCs w:val="22"/>
+        </w:rPr>
+        <w:t xml:space="preserve">, plus automated workflows with </w:t>
+      </w:r>
+      <w:proofErr w:type="spellStart"/>
+      <w:r>
+        <w:rPr>
+          <w:sz w:val="22"/>
+          <w:szCs w:val="22"/>
+        </w:rPr>
+        <w:t>LangGraph</w:t>
+      </w:r>
+      <w:proofErr w:type="spellEnd"/>
+    </w:p>
+    <w:p>
+      <w:pPr>
+        <w:pStyle w:val="ListParagraph"/>
+        <w:keepNext/>
+        <w:numPr>
+          <w:ilvl w:val="0"/>
+          <w:numId w:val="2"/>
+        </w:numPr>
+      </w:pPr>
+      <w:r>
+        <w:rPr>
+          <w:sz w:val="22"/>
+          <w:szCs w:val="22"/>
+        </w:rPr>
+        <w:t>Developed a ReactJS + Flask web interface with REST API integration for model interactions</w:t>
+      </w:r>
+    </w:p>
+    <w:p>
+      <w:pPr>
+        <w:spacing w:before="80" w:after="120"/>
+      </w:pPr>
+      <w:r>
+        <w:rPr>
+          <w:b/>
+          <w:bCs/>
+          <w:sz w:val="22"/>
+          <w:szCs w:val="22"/>
+        </w:rPr>
+        <w:t xml:space="preserve">Technologies: </w:t>
+      </w:r>
+      <w:r>
+        <w:rPr>
+          <w:sz w:val="22"/>
+          <w:szCs w:val="22"/>
+        </w:rPr>
+        <w:t xml:space="preserve">Python, Flask, ReactJS, </w:t>
+      </w:r>
+      <w:proofErr w:type="spellStart"/>
+      <w:r>
+        <w:rPr>
+          <w:sz w:val="22"/>
+          <w:szCs w:val="22"/>
+        </w:rPr>
+        <w:t>LangChain</w:t>
+      </w:r>
+      <w:proofErr w:type="spellEnd"/>
+      <w:r>
+        <w:rPr>
+          <w:sz w:val="22"/>
+          <w:szCs w:val="22"/>
+        </w:rPr>
+        <w:t xml:space="preserve">, </w:t>
+      </w:r>
+      <w:proofErr w:type="spellStart"/>
+      <w:r>
+        <w:rPr>
+          <w:sz w:val="22"/>
+          <w:szCs w:val="22"/>
+        </w:rPr>
+        <w:t>LangGraph</w:t>
+      </w:r>
+      <w:proofErr w:type="spellEnd"/>
+      <w:r>
+        <w:rPr>
+          <w:sz w:val="22"/>
+          <w:szCs w:val="22"/>
+        </w:rPr>
+        <w:t xml:space="preserve">, </w:t>
+      </w:r>
+      <w:proofErr w:type="spellStart"/>
+      <w:r>
+        <w:rPr>
+          <w:sz w:val="22"/>
+          <w:szCs w:val="22"/>
+        </w:rPr>
+        <w:t>HuggingFace</w:t>
+      </w:r>
+      <w:proofErr w:type="spellEnd"/>
+      <w:r>
+        <w:rPr>
+          <w:sz w:val="22"/>
+          <w:szCs w:val="22"/>
+        </w:rPr>
+        <w:t>, SQLite, REST API</w:t>
+      </w:r>
+    </w:p>
+    <w:p>
+      <w:pPr>
+        <w:pStyle w:val="Heading2"/>
+      </w:pPr>
+      <w:r>
+        <w:rPr/>
+        <w:t xml:space="preserve">Full Stack Intern · </w:t>
+      </w:r>
+      <w:proofErr w:type="spellStart"/>
+      <w:r>
+        <w:rPr/>
+        <w:t>WeTekup</w:t>
+      </w:r>
+      <w:proofErr w:type="spellEnd"/>
+      <w:r>
+        <w:rPr/>
+        <w:t xml:space="preserve"> (</w:t>
+      </w:r>
+      <w:proofErr w:type="spellStart"/>
+      <w:r>
+        <w:rPr/>
+        <w:t>Khedma.site</w:t>
+      </w:r>
+      <w:proofErr w:type="spellEnd"/>
+      <w:r>
+        <w:rPr/>
+        <w:t>)</w:t>
+      </w:r>
+    </w:p>
+    <w:p>
+      <w:pPr>
+        <w:keepNext/>
+        <w:spacing w:after="120"/>
+      </w:pPr>
+      <w:r>
+        <w:rPr>
+          <w:i/>
+          <w:iCs/>
+          <w:sz w:val="22"/>
+          <w:szCs w:val="22"/>
+        </w:rPr>
+        <w:t>Tunis | July 2023 – September 2023</w:t>
+      </w:r>
     </w:p>
     <w:p>
       <w:pPr>
@@ -693,49 +867,132 @@
           <w:sz w:val="22"/>
           <w:szCs w:val="22"/>
         </w:rPr>
-        <w:t xml:space="preserve">Built retrieval pipelines with </w:t>
-      </w:r>
-      <w:proofErr w:type="spellStart"/>
-      <w:r>
-        <w:rPr>
-          <w:sz w:val="22"/>
-          <w:szCs w:val="22"/>
-        </w:rPr>
-        <w:t>HuggingFace</w:t>
-      </w:r>
-      <w:proofErr w:type="spellEnd"/>
-      <w:r>
-        <w:rPr>
-          <w:sz w:val="22"/>
-          <w:szCs w:val="22"/>
-        </w:rPr>
-        <w:t xml:space="preserve"> models and </w:t>
-      </w:r>
-      <w:proofErr w:type="spellStart"/>
-      <w:r>
-        <w:rPr>
-          <w:sz w:val="22"/>
-          <w:szCs w:val="22"/>
-        </w:rPr>
-        <w:t>LangChain</w:t>
-      </w:r>
-      <w:proofErr w:type="spellEnd"/>
-      <w:r>
-        <w:rPr>
-          <w:sz w:val="22"/>
-          <w:szCs w:val="22"/>
-        </w:rPr>
-        <w:t xml:space="preserve">, plus automated workflows with </w:t>
-      </w:r>
-      <w:proofErr w:type="spellStart"/>
-      <w:r>
-        <w:rPr>
-          <w:sz w:val="22"/>
-          <w:szCs w:val="22"/>
-        </w:rPr>
-        <w:t>LangGraph</w:t>
-      </w:r>
-      <w:proofErr w:type="spellEnd"/>
+        <w:t>Built a job-marketplace platform for employers and job seekers with a ReactJS front end</w:t>
+      </w:r>
+    </w:p>
+    <w:p>
+      <w:pPr>
+        <w:pStyle w:val="ListParagraph"/>
+        <w:keepNext/>
+        <w:numPr>
+          <w:ilvl w:val="0"/>
+          <w:numId w:val="2"/>
+        </w:numPr>
+      </w:pPr>
+      <w:r>
+        <w:rPr>
+          <w:sz w:val="22"/>
+          <w:szCs w:val="22"/>
+        </w:rPr>
+        <w:t>Designed and implemented REST APIs with Django over an optimized PostgreSQL schema</w:t>
+      </w:r>
+    </w:p>
+    <w:p>
+      <w:pPr>
+        <w:spacing w:before="80" w:after="120"/>
+      </w:pPr>
+      <w:r>
+        <w:rPr>
+          <w:b/>
+          <w:bCs/>
+          <w:sz w:val="22"/>
+          <w:szCs w:val="22"/>
+        </w:rPr>
+        <w:t xml:space="preserve">Technologies: </w:t>
+      </w:r>
+      <w:r>
+        <w:rPr>
+          <w:sz w:val="22"/>
+          <w:szCs w:val="22"/>
+        </w:rPr>
+        <w:t>ReactJS, Django, Python, PostgreSQL, REST API</w:t>
+      </w:r>
+    </w:p>
+    <w:p>
+      <w:pPr>
+        <w:pStyle w:val="Heading2"/>
+      </w:pPr>
+      <w:r>
+        <w:rPr/>
+        <w:t>Frontend Developer Intern · E-Build</w:t>
+      </w:r>
+    </w:p>
+    <w:p>
+      <w:pPr>
+        <w:keepNext/>
+        <w:spacing w:after="120"/>
+      </w:pPr>
+      <w:r>
+        <w:rPr>
+          <w:i/>
+          <w:iCs/>
+          <w:sz w:val="22"/>
+          <w:szCs w:val="22"/>
+        </w:rPr>
+        <w:t>Tunis | July 2022 – September 2022</w:t>
+      </w:r>
+    </w:p>
+    <w:p>
+      <w:pPr>
+        <w:pStyle w:val="ListParagraph"/>
+        <w:keepNext/>
+        <w:numPr>
+          <w:ilvl w:val="0"/>
+          <w:numId w:val="2"/>
+        </w:numPr>
+      </w:pPr>
+      <w:r>
+        <w:rPr>
+          <w:sz w:val="22"/>
+          <w:szCs w:val="22"/>
+        </w:rPr>
+        <w:t>Built and maintained responsive frontend components for web applications</w:t>
+      </w:r>
+    </w:p>
+    <w:p>
+      <w:pPr>
+        <w:spacing w:before="80" w:after="120"/>
+      </w:pPr>
+      <w:r>
+        <w:rPr>
+          <w:b/>
+          <w:bCs/>
+          <w:sz w:val="22"/>
+          <w:szCs w:val="22"/>
+        </w:rPr>
+        <w:t xml:space="preserve">Technologies: </w:t>
+      </w:r>
+      <w:r>
+        <w:rPr>
+          <w:sz w:val="22"/>
+          <w:szCs w:val="22"/>
+        </w:rPr>
+        <w:t>HTML, CSS, JavaScript</w:t>
+      </w:r>
+    </w:p>
+    <w:p>
+      <w:pPr>
+        <w:pStyle w:val="Heading2"/>
+      </w:pPr>
+      <w:r>
+        <w:rPr/>
+        <w:t>Software Developer Intern · OACA</w:t>
+      </w:r>
+    </w:p>
+    <w:p>
+      <w:pPr>
+        <w:keepNext/>
+        <w:spacing w:after="120"/>
+      </w:pPr>
+      <w:r>
+        <w:rPr>
+          <w:i/>
+          <w:iCs/>
+          <w:sz w:val="22"/>
+          <w:szCs w:val="22"/>
+        </w:rPr>
+        <w:t>Tunis | February 2021 – June 2021</w:t>
+      </w:r>
     </w:p>
     <w:p>
       <w:pPr>
@@ -750,12 +1007,45 @@
           <w:sz w:val="22"/>
           <w:szCs w:val="22"/>
         </w:rPr>
-        <w:t>Developed a ReactJS + Flask web interface with REST API integration for model interactions</w:t>
-      </w:r>
-    </w:p>
-    <w:p>
-      <w:pPr>
-        <w:spacing w:before="100" w:after="200"/>
+        <w:t>Designed and developed a Java (</w:t>
+      </w:r>
+      <w:proofErr w:type="spellStart"/>
+      <w:r>
+        <w:rPr>
+          <w:sz w:val="22"/>
+          <w:szCs w:val="22"/>
+        </w:rPr>
+        <w:t>JavaX</w:t>
+      </w:r>
+      <w:proofErr w:type="spellEnd"/>
+      <w:r>
+        <w:rPr>
+          <w:sz w:val="22"/>
+          <w:szCs w:val="22"/>
+        </w:rPr>
+        <w:t>) desktop application for market management and monitoring</w:t>
+      </w:r>
+    </w:p>
+    <w:p>
+      <w:pPr>
+        <w:pStyle w:val="ListParagraph"/>
+        <w:keepNext/>
+        <w:numPr>
+          <w:ilvl w:val="0"/>
+          <w:numId w:val="2"/>
+        </w:numPr>
+      </w:pPr>
+      <w:r>
+        <w:rPr>
+          <w:sz w:val="22"/>
+          <w:szCs w:val="22"/>
+        </w:rPr>
+        <w:t>Produced UML diagrams and architecture documentation</w:t>
+      </w:r>
+    </w:p>
+    <w:p>
+      <w:pPr>
+        <w:spacing w:before="80" w:after="120"/>
       </w:pPr>
       <w:r>
         <w:rPr>
@@ -771,105 +1061,48 @@
           <w:sz w:val="22"/>
           <w:szCs w:val="22"/>
         </w:rPr>
-        <w:t xml:space="preserve">Python, Flask, ReactJS, </w:t>
-      </w:r>
-      <w:proofErr w:type="spellStart"/>
-      <w:r>
-        <w:rPr>
-          <w:sz w:val="22"/>
-          <w:szCs w:val="22"/>
-        </w:rPr>
-        <w:t>LangChain</w:t>
-      </w:r>
-      <w:proofErr w:type="spellEnd"/>
-      <w:r>
-        <w:rPr>
-          <w:sz w:val="22"/>
-          <w:szCs w:val="22"/>
-        </w:rPr>
-        <w:t xml:space="preserve">, </w:t>
-      </w:r>
-      <w:proofErr w:type="spellStart"/>
-      <w:r>
-        <w:rPr>
-          <w:sz w:val="22"/>
-          <w:szCs w:val="22"/>
-        </w:rPr>
-        <w:t>LangGraph</w:t>
-      </w:r>
-      <w:proofErr w:type="spellEnd"/>
-      <w:r>
-        <w:rPr>
-          <w:sz w:val="22"/>
-          <w:szCs w:val="22"/>
-        </w:rPr>
-        <w:t xml:space="preserve">, </w:t>
-      </w:r>
-      <w:proofErr w:type="spellStart"/>
-      <w:r>
-        <w:rPr>
-          <w:sz w:val="22"/>
-          <w:szCs w:val="22"/>
-        </w:rPr>
-        <w:t>HuggingFace</w:t>
-      </w:r>
-      <w:proofErr w:type="spellEnd"/>
-      <w:r>
-        <w:rPr>
-          <w:sz w:val="22"/>
-          <w:szCs w:val="22"/>
-        </w:rPr>
-        <w:t>, SQLite, REST API</w:t>
-      </w:r>
-    </w:p>
-    <w:p>
-      <w:pPr>
-        <w:pStyle w:val="Heading2"/>
-      </w:pPr>
-      <w:r>
-        <w:rPr>
-          <w:sz w:val="22"/>
-          <w:szCs w:val="22"/>
-        </w:rPr>
-        <w:t xml:space="preserve">Full Stack Intern — </w:t>
-      </w:r>
-      <w:proofErr w:type="spellStart"/>
-      <w:r>
-        <w:rPr>
-          <w:sz w:val="22"/>
-          <w:szCs w:val="22"/>
-        </w:rPr>
-        <w:t>WeTekup</w:t>
-      </w:r>
-      <w:proofErr w:type="spellEnd"/>
-      <w:r>
-        <w:rPr>
-          <w:sz w:val="22"/>
-          <w:szCs w:val="22"/>
-        </w:rPr>
-        <w:t xml:space="preserve"> (</w:t>
-      </w:r>
-      <w:proofErr w:type="spellStart"/>
-      <w:r>
-        <w:rPr>
-          <w:sz w:val="22"/>
-          <w:szCs w:val="22"/>
-        </w:rPr>
-        <w:t>Khedma.site</w:t>
-      </w:r>
-      <w:proofErr w:type="spellEnd"/>
-      <w:r>
-        <w:rPr>
-          <w:sz w:val="22"/>
-          <w:szCs w:val="22"/>
-        </w:rPr>
-        <w:t>)</w:t>
-      </w:r>
-    </w:p>
-    <w:p>
-      <w:pPr>
-        <w:spacing w:after="120"/>
-      </w:pPr>
+        <w:t xml:space="preserve">Java, </w:t>
+      </w:r>
+      <w:proofErr w:type="spellStart"/>
+      <w:r>
+        <w:rPr>
+          <w:sz w:val="22"/>
+          <w:szCs w:val="22"/>
+        </w:rPr>
+        <w:t>JavaX</w:t>
+      </w:r>
+      <w:proofErr w:type="spellEnd"/>
+      <w:r>
+        <w:rPr>
+          <w:sz w:val="22"/>
+          <w:szCs w:val="22"/>
+        </w:rPr>
+        <w:t>, UML</w:t>
+      </w:r>
+    </w:p>
+    <w:p>
+      <w:pPr>
+        <w:pStyle w:val="Heading1"/>
+      </w:pPr>
+      <w:r>
+        <w:rPr/>
+        <w:lastRenderedPageBreak/>
+        <w:t>SELECTED PROJECTS</w:t>
+      </w:r>
+    </w:p>
+    <w:p>
+      <w:pPr>
+        <w:keepNext/>
+        <w:spacing w:before="140" w:after="40"/>
+      </w:pPr>
+      <w:r>
+        <w:rPr>
+          <w:b/>
+          <w:bCs/>
+          <w:color w:val="4472C4"/>
+        </w:rPr>
+        <w:t>Capital Thread · AI Deal Platform for Private Markets</w:t>
+      </w:r>
       <w:r>
         <w:rPr>
           <w:i/>
@@ -877,7 +1110,631 @@
           <w:sz w:val="22"/>
           <w:szCs w:val="22"/>
         </w:rPr>
-        <w:t>Tunis | July 2023 – September 2023</w:t>
+        <w:t xml:space="preserve">  ·  Client engagement via Alpha Momentum · Aug 2026 – Present</w:t>
+      </w:r>
+    </w:p>
+    <w:p>
+      <w:pPr>
+        <w:keepNext/>
+        <w:spacing w:after="40"/>
+      </w:pPr>
+      <w:r>
+        <w:rPr>
+          <w:sz w:val="22"/>
+          <w:szCs w:val="22"/>
+        </w:rPr>
+        <w:t>AI diligence platform for private credit, private equity and venture funds. It pulls opportunities from SEC EDGAR and Form D bulk data, then runs a one-click diligence pipeline that parses Inline XBRL and produces financial models, DCF valuations and IC memos where every figure links back to its source filing. The LLMs handle judgment and the write-up while all the arithmetic runs in deterministic Python. ~86k lines across backend and frontend, 65 REST endpoints over 25 tables, and 437 unit tests on the financial engines.</w:t>
+      </w:r>
+    </w:p>
+    <w:p>
+      <w:pPr>
+        <w:spacing w:after="120"/>
+      </w:pPr>
+      <w:r>
+        <w:rPr>
+          <w:b/>
+          <w:bCs/>
+          <w:sz w:val="22"/>
+          <w:szCs w:val="22"/>
+        </w:rPr>
+        <w:t xml:space="preserve">Tech: </w:t>
+      </w:r>
+      <w:r>
+        <w:rPr>
+          <w:sz w:val="22"/>
+          <w:szCs w:val="22"/>
+        </w:rPr>
+        <w:t xml:space="preserve">React 19, TypeScript, </w:t>
+      </w:r>
+      <w:proofErr w:type="spellStart"/>
+      <w:r>
+        <w:rPr>
+          <w:sz w:val="22"/>
+          <w:szCs w:val="22"/>
+        </w:rPr>
+        <w:t>FastAPI</w:t>
+      </w:r>
+      <w:proofErr w:type="spellEnd"/>
+      <w:r>
+        <w:rPr>
+          <w:sz w:val="22"/>
+          <w:szCs w:val="22"/>
+        </w:rPr>
+        <w:t xml:space="preserve">, PostgreSQL, </w:t>
+      </w:r>
+      <w:proofErr w:type="spellStart"/>
+      <w:r>
+        <w:rPr>
+          <w:sz w:val="22"/>
+          <w:szCs w:val="22"/>
+        </w:rPr>
+        <w:t>SQLAlchemy</w:t>
+      </w:r>
+      <w:proofErr w:type="spellEnd"/>
+      <w:r>
+        <w:rPr>
+          <w:sz w:val="22"/>
+          <w:szCs w:val="22"/>
+        </w:rPr>
+        <w:t>, OpenAI API, Anthropic API, SEC EDGAR, Arelle XBRL, OAuth 2.0</w:t>
+      </w:r>
+    </w:p>
+    <w:p>
+      <w:pPr>
+        <w:keepNext/>
+        <w:spacing w:before="140" w:after="40"/>
+      </w:pPr>
+      <w:r>
+        <w:rPr>
+          <w:b/>
+          <w:bCs/>
+          <w:color w:val="4472C4"/>
+        </w:rPr>
+        <w:t>Alpha Momentum · Fintech Research Platform</w:t>
+      </w:r>
+      <w:r>
+        <w:rPr>
+          <w:i/>
+          <w:iCs/>
+          <w:sz w:val="22"/>
+          <w:szCs w:val="22"/>
+        </w:rPr>
+        <w:t xml:space="preserve">  ·  alphamomentum.ai · Live</w:t>
+      </w:r>
+    </w:p>
+    <w:p>
+      <w:pPr>
+        <w:keepNext/>
+        <w:spacing w:after="40"/>
+      </w:pPr>
+      <w:r>
+        <w:rPr>
+          <w:sz w:val="22"/>
+          <w:szCs w:val="22"/>
+        </w:rPr>
+        <w:t xml:space="preserve">Financial research platform I built across web, iOS and Android, with a 37k+ document SEC pipeline on AWS Batch and five </w:t>
+      </w:r>
+      <w:proofErr w:type="spellStart"/>
+      <w:r>
+        <w:rPr>
+          <w:sz w:val="22"/>
+          <w:szCs w:val="22"/>
+        </w:rPr>
+        <w:t>LangGraph</w:t>
+      </w:r>
+      <w:proofErr w:type="spellEnd"/>
+      <w:r>
+        <w:rPr>
+          <w:sz w:val="22"/>
+          <w:szCs w:val="22"/>
+        </w:rPr>
+        <w:t xml:space="preserve"> research workflows.</w:t>
+      </w:r>
+    </w:p>
+    <w:p>
+      <w:pPr>
+        <w:spacing w:after="120"/>
+      </w:pPr>
+      <w:r>
+        <w:rPr>
+          <w:b/>
+          <w:bCs/>
+          <w:sz w:val="22"/>
+          <w:szCs w:val="22"/>
+        </w:rPr>
+        <w:t xml:space="preserve">Tech: </w:t>
+      </w:r>
+      <w:r>
+        <w:rPr>
+          <w:sz w:val="22"/>
+          <w:szCs w:val="22"/>
+        </w:rPr>
+        <w:t xml:space="preserve">React 18, TypeScript, </w:t>
+      </w:r>
+      <w:proofErr w:type="spellStart"/>
+      <w:r>
+        <w:rPr>
+          <w:sz w:val="22"/>
+          <w:szCs w:val="22"/>
+        </w:rPr>
+        <w:t>FastAPI</w:t>
+      </w:r>
+      <w:proofErr w:type="spellEnd"/>
+      <w:r>
+        <w:rPr>
+          <w:sz w:val="22"/>
+          <w:szCs w:val="22"/>
+        </w:rPr>
+        <w:t xml:space="preserve">, </w:t>
+      </w:r>
+      <w:proofErr w:type="spellStart"/>
+      <w:r>
+        <w:rPr>
+          <w:sz w:val="22"/>
+          <w:szCs w:val="22"/>
+        </w:rPr>
+        <w:t>LangChain</w:t>
+      </w:r>
+      <w:proofErr w:type="spellEnd"/>
+      <w:r>
+        <w:rPr>
+          <w:sz w:val="22"/>
+          <w:szCs w:val="22"/>
+        </w:rPr>
+        <w:t>, AWS, MongoDB, Neo4j, Stripe, Plaid</w:t>
+      </w:r>
+    </w:p>
+    <w:p>
+      <w:pPr>
+        <w:keepNext/>
+        <w:spacing w:before="140" w:after="40"/>
+      </w:pPr>
+      <w:proofErr w:type="spellStart"/>
+      <w:r>
+        <w:rPr>
+          <w:b/>
+          <w:bCs/>
+          <w:color w:val="4472C4"/>
+        </w:rPr>
+        <w:t>Outlou</w:t>
+      </w:r>
+      <w:proofErr w:type="spellEnd"/>
+      <w:r>
+        <w:rPr>
+          <w:b/>
+          <w:bCs/>
+          <w:color w:val="4472C4"/>
+        </w:rPr>
+        <w:t xml:space="preserve"> · Location-Based Social App</w:t>
+      </w:r>
+      <w:r>
+        <w:rPr>
+          <w:i/>
+          <w:iCs/>
+          <w:sz w:val="22"/>
+          <w:szCs w:val="22"/>
+        </w:rPr>
+        <w:t xml:space="preserve">  ·  In development</w:t>
+      </w:r>
+    </w:p>
+    <w:p>
+      <w:pPr>
+        <w:keepNext/>
+        <w:spacing w:after="40"/>
+      </w:pPr>
+      <w:r>
+        <w:rPr>
+          <w:sz w:val="22"/>
+          <w:szCs w:val="22"/>
+        </w:rPr>
+        <w:t>Location-based social network in React Native and Firebase: users share moments tied to places, discover nearby activity, and connect through map-based feeds. QR profile links; English, Arabic, and French.</w:t>
+      </w:r>
+    </w:p>
+    <w:p>
+      <w:pPr>
+        <w:spacing w:after="120"/>
+      </w:pPr>
+      <w:r>
+        <w:rPr>
+          <w:b/>
+          <w:bCs/>
+          <w:sz w:val="22"/>
+          <w:szCs w:val="22"/>
+        </w:rPr>
+        <w:t xml:space="preserve">Tech: </w:t>
+      </w:r>
+      <w:r>
+        <w:rPr>
+          <w:sz w:val="22"/>
+          <w:szCs w:val="22"/>
+        </w:rPr>
+        <w:t xml:space="preserve">React Native, Expo, Firebase, Node.js, Google Maps API, </w:t>
+      </w:r>
+      <w:proofErr w:type="spellStart"/>
+      <w:r>
+        <w:rPr>
+          <w:sz w:val="22"/>
+          <w:szCs w:val="22"/>
+        </w:rPr>
+        <w:t>Backblaze</w:t>
+      </w:r>
+      <w:proofErr w:type="spellEnd"/>
+      <w:r>
+        <w:rPr>
+          <w:sz w:val="22"/>
+          <w:szCs w:val="22"/>
+        </w:rPr>
+        <w:t xml:space="preserve"> B2, Resend</w:t>
+      </w:r>
+    </w:p>
+    <w:p>
+      <w:pPr>
+        <w:keepNext/>
+        <w:spacing w:before="140" w:after="40"/>
+      </w:pPr>
+      <w:proofErr w:type="spellStart"/>
+      <w:r>
+        <w:rPr>
+          <w:b/>
+          <w:bCs/>
+          <w:color w:val="4472C4"/>
+        </w:rPr>
+        <w:t>EduMemes</w:t>
+      </w:r>
+      <w:proofErr w:type="spellEnd"/>
+      <w:r>
+        <w:rPr>
+          <w:b/>
+          <w:bCs/>
+          <w:color w:val="4472C4"/>
+        </w:rPr>
+        <w:t xml:space="preserve"> · EdTech </w:t>
+      </w:r>
+      <w:r>
+        <w:rPr>
+          <w:b/>
+          <w:bCs/>
+          <w:color w:val="4472C4"/>
+        </w:rPr>
+        <w:t>Platform</w:t>
+      </w:r>
+      <w:r>
+        <w:rPr>
+          <w:i/>
+          <w:iCs/>
+          <w:sz w:val="22"/>
+          <w:szCs w:val="22"/>
+        </w:rPr>
+        <w:t xml:space="preserve"> ·</w:t>
+      </w:r>
+      <w:r>
+        <w:rPr>
+          <w:i/>
+          <w:iCs/>
+          <w:sz w:val="22"/>
+          <w:szCs w:val="22"/>
+        </w:rPr>
+        <w:t xml:space="preserve">  edu.memes.tn · Live</w:t>
+      </w:r>
+    </w:p>
+    <w:p>
+      <w:pPr>
+        <w:keepNext/>
+        <w:spacing w:after="40"/>
+      </w:pPr>
+      <w:r>
+        <w:rPr>
+          <w:sz w:val="22"/>
+          <w:szCs w:val="22"/>
+        </w:rPr>
+        <w:t>Educational platform that uses memes and short videos to make learning more engaging. Built solo: a React front end, a Node.js/MySQL backend, and a React Native companion app.</w:t>
+      </w:r>
+    </w:p>
+    <w:p>
+      <w:pPr>
+        <w:spacing w:after="120"/>
+      </w:pPr>
+      <w:r>
+        <w:rPr>
+          <w:b/>
+          <w:bCs/>
+          <w:sz w:val="22"/>
+          <w:szCs w:val="22"/>
+        </w:rPr>
+        <w:t xml:space="preserve">Tech: </w:t>
+      </w:r>
+      <w:r>
+        <w:rPr>
+          <w:sz w:val="22"/>
+          <w:szCs w:val="22"/>
+        </w:rPr>
+        <w:t>React, Node.js, Express, MySQL, React Native</w:t>
+      </w:r>
+    </w:p>
+    <w:p>
+      <w:pPr>
+        <w:pStyle w:val="Heading1"/>
+      </w:pPr>
+      <w:r>
+        <w:rPr/>
+        <w:t>TECHNICAL SKILLS</w:t>
+      </w:r>
+    </w:p>
+    <w:p>
+      <w:pPr>
+        <w:spacing w:after="60"/>
+      </w:pPr>
+      <w:r>
+        <w:rPr>
+          <w:b/>
+          <w:bCs/>
+          <w:sz w:val="22"/>
+          <w:szCs w:val="22"/>
+        </w:rPr>
+        <w:t xml:space="preserve">Frontend: </w:t>
+      </w:r>
+      <w:r>
+        <w:rPr>
+          <w:sz w:val="22"/>
+          <w:szCs w:val="22"/>
+        </w:rPr>
+        <w:t xml:space="preserve">React 19, TypeScript, Next.js, Vite, MUI, Tailwind CSS, </w:t>
+      </w:r>
+      <w:proofErr w:type="spellStart"/>
+      <w:r>
+        <w:rPr>
+          <w:sz w:val="22"/>
+          <w:szCs w:val="22"/>
+        </w:rPr>
+        <w:t>TanStack</w:t>
+      </w:r>
+      <w:proofErr w:type="spellEnd"/>
+      <w:r>
+        <w:rPr>
+          <w:sz w:val="22"/>
+          <w:szCs w:val="22"/>
+        </w:rPr>
+        <w:t xml:space="preserve"> Query, </w:t>
+      </w:r>
+      <w:proofErr w:type="spellStart"/>
+      <w:r>
+        <w:rPr>
+          <w:sz w:val="22"/>
+          <w:szCs w:val="22"/>
+        </w:rPr>
+        <w:t>Zustand</w:t>
+      </w:r>
+      <w:proofErr w:type="spellEnd"/>
+      <w:r>
+        <w:rPr>
+          <w:sz w:val="22"/>
+          <w:szCs w:val="22"/>
+        </w:rPr>
+        <w:t>, Framer Motion, Angular, SCSS</w:t>
+      </w:r>
+    </w:p>
+    <w:p>
+      <w:pPr>
+        <w:spacing w:after="60"/>
+      </w:pPr>
+      <w:r>
+        <w:rPr>
+          <w:b/>
+          <w:bCs/>
+          <w:sz w:val="22"/>
+          <w:szCs w:val="22"/>
+        </w:rPr>
+        <w:t xml:space="preserve">Mobile: </w:t>
+      </w:r>
+      <w:r>
+        <w:rPr>
+          <w:sz w:val="22"/>
+          <w:szCs w:val="22"/>
+        </w:rPr>
+        <w:t>React Native, Expo, Firebase, Plaid SDK, In-App Purchases</w:t>
+      </w:r>
+    </w:p>
+    <w:p>
+      <w:pPr>
+        <w:spacing w:after="60"/>
+      </w:pPr>
+      <w:r>
+        <w:rPr>
+          <w:b/>
+          <w:bCs/>
+          <w:sz w:val="22"/>
+          <w:szCs w:val="22"/>
+        </w:rPr>
+        <w:t xml:space="preserve">Backend: </w:t>
+      </w:r>
+      <w:r>
+        <w:rPr>
+          <w:sz w:val="22"/>
+          <w:szCs w:val="22"/>
+        </w:rPr>
+        <w:t xml:space="preserve">Node.js, Express, </w:t>
+      </w:r>
+      <w:proofErr w:type="spellStart"/>
+      <w:r>
+        <w:rPr>
+          <w:sz w:val="22"/>
+          <w:szCs w:val="22"/>
+        </w:rPr>
+        <w:t>FastAPI</w:t>
+      </w:r>
+      <w:proofErr w:type="spellEnd"/>
+      <w:r>
+        <w:rPr>
+          <w:sz w:val="22"/>
+          <w:szCs w:val="22"/>
+        </w:rPr>
+        <w:t>, Flask, Django, Spring Boot, Serverless Framework</w:t>
+      </w:r>
+    </w:p>
+    <w:p>
+      <w:pPr>
+        <w:spacing w:after="60"/>
+      </w:pPr>
+      <w:r>
+        <w:rPr>
+          <w:b/>
+          <w:bCs/>
+          <w:sz w:val="22"/>
+          <w:szCs w:val="22"/>
+        </w:rPr>
+        <w:t xml:space="preserve">Databases: </w:t>
+      </w:r>
+      <w:r>
+        <w:rPr>
+          <w:sz w:val="22"/>
+          <w:szCs w:val="22"/>
+        </w:rPr>
+        <w:t>PostgreSQL, MongoDB, Neo4j, MySQL, DynamoDB, Firebase</w:t>
+      </w:r>
+    </w:p>
+    <w:p>
+      <w:pPr>
+        <w:spacing w:after="60"/>
+      </w:pPr>
+      <w:r>
+        <w:rPr>
+          <w:b/>
+          <w:bCs/>
+          <w:sz w:val="22"/>
+          <w:szCs w:val="22"/>
+        </w:rPr>
+        <w:t xml:space="preserve">Cloud &amp; DevOps: </w:t>
+      </w:r>
+      <w:r>
+        <w:rPr>
+          <w:sz w:val="22"/>
+          <w:szCs w:val="22"/>
+        </w:rPr>
+        <w:t>AWS (Lambda, ECS, ECR, S3, CloudFront, Cognito, Batch), Docker, GitHub Actions, Nginx, Azure</w:t>
+      </w:r>
+    </w:p>
+    <w:p>
+      <w:pPr>
+        <w:spacing w:after="60"/>
+      </w:pPr>
+      <w:r>
+        <w:rPr>
+          <w:b/>
+          <w:bCs/>
+          <w:sz w:val="22"/>
+          <w:szCs w:val="22"/>
+        </w:rPr>
+        <w:t xml:space="preserve">AI/ML: </w:t>
+      </w:r>
+      <w:proofErr w:type="spellStart"/>
+      <w:r>
+        <w:rPr>
+          <w:sz w:val="22"/>
+          <w:szCs w:val="22"/>
+        </w:rPr>
+        <w:t>LangChain</w:t>
+      </w:r>
+      <w:proofErr w:type="spellEnd"/>
+      <w:r>
+        <w:rPr>
+          <w:sz w:val="22"/>
+          <w:szCs w:val="22"/>
+        </w:rPr>
+        <w:t xml:space="preserve">, </w:t>
+      </w:r>
+      <w:proofErr w:type="spellStart"/>
+      <w:r>
+        <w:rPr>
+          <w:sz w:val="22"/>
+          <w:szCs w:val="22"/>
+        </w:rPr>
+        <w:t>LangGraph</w:t>
+      </w:r>
+      <w:proofErr w:type="spellEnd"/>
+      <w:r>
+        <w:rPr>
+          <w:sz w:val="22"/>
+          <w:szCs w:val="22"/>
+        </w:rPr>
+        <w:t xml:space="preserve">, OpenAI API, Anthropic API, RAG, </w:t>
+      </w:r>
+      <w:proofErr w:type="spellStart"/>
+      <w:r>
+        <w:rPr>
+          <w:sz w:val="22"/>
+          <w:szCs w:val="22"/>
+        </w:rPr>
+        <w:t>HuggingFace</w:t>
+      </w:r>
+      <w:proofErr w:type="spellEnd"/>
+      <w:r>
+        <w:rPr>
+          <w:sz w:val="22"/>
+          <w:szCs w:val="22"/>
+        </w:rPr>
+        <w:t xml:space="preserve">, TensorFlow, </w:t>
+      </w:r>
+      <w:proofErr w:type="spellStart"/>
+      <w:r>
+        <w:rPr>
+          <w:sz w:val="22"/>
+          <w:szCs w:val="22"/>
+        </w:rPr>
+        <w:t>PyTorch</w:t>
+      </w:r>
+      <w:proofErr w:type="spellEnd"/>
+    </w:p>
+    <w:p>
+      <w:pPr>
+        <w:spacing w:after="60"/>
+      </w:pPr>
+      <w:r>
+        <w:rPr>
+          <w:b/>
+          <w:bCs/>
+          <w:sz w:val="22"/>
+          <w:szCs w:val="22"/>
+        </w:rPr>
+        <w:t xml:space="preserve">Integrations: </w:t>
+      </w:r>
+      <w:r>
+        <w:rPr>
+          <w:sz w:val="22"/>
+          <w:szCs w:val="22"/>
+        </w:rPr>
+        <w:t>Stripe, Plaid, Alpaca, OAuth 2.0, Polygon, SEC EDGAR</w:t>
+      </w:r>
+    </w:p>
+    <w:p>
+      <w:pPr>
+        <w:pStyle w:val="Heading1"/>
+      </w:pPr>
+      <w:r>
+        <w:rPr/>
+        <w:t>EDUCATION</w:t>
+      </w:r>
+    </w:p>
+    <w:p>
+      <w:pPr>
+        <w:pStyle w:val="Heading2"/>
+      </w:pPr>
+      <w:r>
+        <w:rPr/>
+        <w:t>Computer Engineering, Data Science · ESPRIT</w:t>
+      </w:r>
+    </w:p>
+    <w:p>
+      <w:pPr>
+        <w:spacing w:after="120"/>
+      </w:pPr>
+      <w:r>
+        <w:rPr>
+          <w:i/>
+          <w:iCs/>
+          <w:sz w:val="22"/>
+          <w:szCs w:val="22"/>
+        </w:rPr>
+        <w:t>Tunis · 2021 – 2024</w:t>
       </w:r>
     </w:p>
     <w:p>
@@ -893,7 +1750,31 @@
           <w:sz w:val="22"/>
           <w:szCs w:val="22"/>
         </w:rPr>
-        <w:t>Built a job-marketplace platform for employers and job seekers with a ReactJS front end</w:t>
+        <w:t>Thesis: “Generative AI with Business Knowledge” · Mention: Very Good</w:t>
+      </w:r>
+    </w:p>
+    <w:p>
+      <w:pPr>
+        <w:pStyle w:val="Heading2"/>
+      </w:pPr>
+      <w:r>
+        <w:rPr/>
+        <w:lastRenderedPageBreak/>
+        <w:t>Bachelor of Computer Science · ESSECT</w:t>
+      </w:r>
+    </w:p>
+    <w:p>
+      <w:pPr>
+        <w:spacing w:after="120"/>
+      </w:pPr>
+      <w:r>
+        <w:rPr>
+          <w:i/>
+          <w:iCs/>
+          <w:sz w:val="22"/>
+          <w:szCs w:val="22"/>
+        </w:rPr>
+        <w:t>Tunis · 2018 – 2021</w:t>
       </w:r>
     </w:p>
     <w:p>
@@ -909,54 +1790,16 @@
           <w:sz w:val="22"/>
           <w:szCs w:val="22"/>
         </w:rPr>
-        <w:t>Designed and implemented REST APIs with Django over an optimized PostgreSQL schema</w:t>
-      </w:r>
-    </w:p>
-    <w:p>
-      <w:pPr>
-        <w:spacing w:before="100" w:after="200"/>
-      </w:pPr>
-      <w:r>
-        <w:rPr>
-          <w:b/>
-          <w:bCs/>
-          <w:sz w:val="22"/>
-          <w:szCs w:val="22"/>
-        </w:rPr>
-        <w:t xml:space="preserve">Technologies: </w:t>
-      </w:r>
-      <w:r>
-        <w:rPr>
-          <w:sz w:val="22"/>
-          <w:szCs w:val="22"/>
-        </w:rPr>
-        <w:t>ReactJS, Django, Python, PostgreSQL, REST API</w:t>
-      </w:r>
-    </w:p>
-    <w:p>
-      <w:pPr>
-        <w:pStyle w:val="Heading2"/>
-      </w:pPr>
-      <w:r>
-        <w:rPr>
-          <w:sz w:val="22"/>
-          <w:szCs w:val="22"/>
-        </w:rPr>
-        <w:t>Frontend Developer Intern — E-Build</w:t>
-      </w:r>
-    </w:p>
-    <w:p>
-      <w:pPr>
-        <w:spacing w:after="120"/>
-      </w:pPr>
-      <w:r>
-        <w:rPr>
-          <w:i/>
-          <w:iCs/>
-          <w:sz w:val="22"/>
-          <w:szCs w:val="22"/>
-        </w:rPr>
-        <w:t>Tunis | July 2022 – September 2022</w:t>
+        <w:t>Foundation in software development, algorithms, and data structures</w:t>
+      </w:r>
+    </w:p>
+    <w:p>
+      <w:pPr>
+        <w:pStyle w:val="Heading1"/>
+      </w:pPr>
+      <w:r>
+        <w:rPr/>
+        <w:t>ADDITIONAL INFORMATION</w:t>
       </w:r>
     </w:p>
     <w:p>
@@ -969,57 +1812,19 @@
       </w:pPr>
       <w:r>
         <w:rPr>
-          <w:sz w:val="22"/>
-          <w:szCs w:val="22"/>
-        </w:rPr>
-        <w:t>Built and maintained responsive frontend components for web applications</w:t>
-      </w:r>
-    </w:p>
-    <w:p>
-      <w:pPr>
-        <w:spacing w:before="100" w:after="200"/>
-      </w:pPr>
-      <w:r>
-        <w:rPr>
           <w:b/>
           <w:bCs/>
           <w:sz w:val="22"/>
           <w:szCs w:val="22"/>
         </w:rPr>
-        <w:t xml:space="preserve">Technologies: </w:t>
-      </w:r>
-      <w:r>
-        <w:rPr>
-          <w:sz w:val="22"/>
-          <w:szCs w:val="22"/>
-        </w:rPr>
-        <w:t>HTML, CSS, JavaScript</w:t>
-      </w:r>
-    </w:p>
-    <w:p>
-      <w:pPr>
-        <w:pStyle w:val="Heading2"/>
-      </w:pPr>
-      <w:r>
-        <w:rPr>
-          <w:sz w:val="22"/>
-          <w:szCs w:val="22"/>
-        </w:rPr>
-        <w:t>Software Developer Intern — OACA</w:t>
-      </w:r>
-    </w:p>
-    <w:p>
-      <w:pPr>
-        <w:spacing w:after="120"/>
-      </w:pPr>
-      <w:r>
-        <w:rPr>
-          <w:i/>
-          <w:iCs/>
-          <w:sz w:val="22"/>
-          <w:szCs w:val="22"/>
-        </w:rPr>
-        <w:t>Tunis | February 2021 – June 2021</w:t>
+        <w:t xml:space="preserve">Languages: </w:t>
+      </w:r>
+      <w:r>
+        <w:rPr>
+          <w:sz w:val="22"/>
+          <w:szCs w:val="22"/>
+        </w:rPr>
+        <w:t>Arabic (Native), English (B2, Professional), French (B2, Professional)</w:t>
       </w:r>
     </w:p>
     <w:p>
@@ -1032,836 +1837,11 @@
       </w:pPr>
       <w:r>
         <w:rPr>
-          <w:sz w:val="22"/>
-          <w:szCs w:val="22"/>
-        </w:rPr>
-        <w:t>Designed and developed a Java (</w:t>
-      </w:r>
-      <w:proofErr w:type="spellStart"/>
-      <w:r>
-        <w:rPr>
-          <w:sz w:val="22"/>
-          <w:szCs w:val="22"/>
-        </w:rPr>
-        <w:t>JavaX</w:t>
-      </w:r>
-      <w:proofErr w:type="spellEnd"/>
-      <w:r>
-        <w:rPr>
-          <w:sz w:val="22"/>
-          <w:szCs w:val="22"/>
-        </w:rPr>
-        <w:t>) desktop application for market management and monitoring</w:t>
-      </w:r>
-    </w:p>
-    <w:p>
-      <w:pPr>
-        <w:pStyle w:val="ListParagraph"/>
-        <w:numPr>
-          <w:ilvl w:val="0"/>
-          <w:numId w:val="2"/>
-        </w:numPr>
-      </w:pPr>
-      <w:r>
-        <w:rPr>
-          <w:sz w:val="22"/>
-          <w:szCs w:val="22"/>
-        </w:rPr>
-        <w:t>Produced UML diagrams and architecture documentation</w:t>
-      </w:r>
-    </w:p>
-    <w:p>
-      <w:pPr>
-        <w:spacing w:before="100" w:after="200"/>
-      </w:pPr>
-      <w:r>
-        <w:rPr>
           <w:b/>
           <w:bCs/>
           <w:sz w:val="22"/>
           <w:szCs w:val="22"/>
         </w:rPr>
-        <w:t xml:space="preserve">Technologies: </w:t>
-      </w:r>
-      <w:r>
-        <w:rPr>
-          <w:sz w:val="22"/>
-          <w:szCs w:val="22"/>
-        </w:rPr>
-        <w:t xml:space="preserve">Java, </w:t>
-      </w:r>
-      <w:proofErr w:type="spellStart"/>
-      <w:r>
-        <w:rPr>
-          <w:sz w:val="22"/>
-          <w:szCs w:val="22"/>
-        </w:rPr>
-        <w:t>JavaX</w:t>
-      </w:r>
-      <w:proofErr w:type="spellEnd"/>
-      <w:r>
-        <w:rPr>
-          <w:sz w:val="22"/>
-          <w:szCs w:val="22"/>
-        </w:rPr>
-        <w:t>, UML</w:t>
-      </w:r>
-    </w:p>
-    <w:p>
-      <w:pPr>
-        <w:pStyle w:val="Heading1"/>
-      </w:pPr>
-      <w:r>
-        <w:rPr>
-          <w:sz w:val="22"/>
-          <w:szCs w:val="22"/>
-        </w:rPr>
-        <w:t>SELECTED PROJECTS</w:t>
-      </w:r>
-    </w:p>
-    <w:p>
-      <w:pPr>
-        <w:spacing w:before="140" w:after="40"/>
-      </w:pPr>
-      <w:r>
-        <w:rPr>
-          <w:b/>
-          <w:bCs/>
-        </w:rPr>
-        <w:t>Capital Thread — AI Deal Platform for Private Markets</w:t>
-      </w:r>
-      <w:r>
-        <w:rPr>
-          <w:i/>
-          <w:iCs/>
-          <w:sz w:val="22"/>
-          <w:szCs w:val="22"/>
-        </w:rPr>
-        <w:t xml:space="preserve">  ·  Client engagement via Alpha Momentum · Aug 2026 – Present</w:t>
-      </w:r>
-    </w:p>
-    <w:p>
-      <w:pPr>
-        <w:spacing w:after="40"/>
-      </w:pPr>
-      <w:r>
-        <w:rPr>
-          <w:sz w:val="22"/>
-          <w:szCs w:val="22"/>
-        </w:rPr>
-        <w:t xml:space="preserve">AI diligence platform for private credit, private equity, and venture funds. Sources opportunities from SEC EDGAR and Form D bulk data, then runs a one-click diligence pipeline that parses Inline XBRL and generates financial models, DCF valuations, and IC memos where every figure deep-links back to its source filing. LLMs handle judgment and narrative; deterministic Python </w:t>
-      </w:r>
-      <w:r>
-        <w:rPr>
-          <w:sz w:val="22"/>
-          <w:szCs w:val="22"/>
-        </w:rPr>
-        <w:lastRenderedPageBreak/>
-        <w:t>handles all arithmetic. ~86k lines across backend and frontend, 65 REST endpoints over 25 tables, and 437 unit tests on the financial engines.</w:t>
-      </w:r>
-    </w:p>
-    <w:p>
-      <w:pPr>
-        <w:spacing w:after="160"/>
-      </w:pPr>
-      <w:r>
-        <w:rPr>
-          <w:b/>
-          <w:bCs/>
-          <w:sz w:val="22"/>
-          <w:szCs w:val="22"/>
-        </w:rPr>
-        <w:t xml:space="preserve">Tech: </w:t>
-      </w:r>
-      <w:r>
-        <w:rPr>
-          <w:sz w:val="22"/>
-          <w:szCs w:val="22"/>
-        </w:rPr>
-        <w:t xml:space="preserve">React 19, TypeScript, </w:t>
-      </w:r>
-      <w:proofErr w:type="spellStart"/>
-      <w:r>
-        <w:rPr>
-          <w:sz w:val="22"/>
-          <w:szCs w:val="22"/>
-        </w:rPr>
-        <w:t>FastAPI</w:t>
-      </w:r>
-      <w:proofErr w:type="spellEnd"/>
-      <w:r>
-        <w:rPr>
-          <w:sz w:val="22"/>
-          <w:szCs w:val="22"/>
-        </w:rPr>
-        <w:t xml:space="preserve">, PostgreSQL, </w:t>
-      </w:r>
-      <w:proofErr w:type="spellStart"/>
-      <w:r>
-        <w:rPr>
-          <w:sz w:val="22"/>
-          <w:szCs w:val="22"/>
-        </w:rPr>
-        <w:t>SQLAlchemy</w:t>
-      </w:r>
-      <w:proofErr w:type="spellEnd"/>
-      <w:r>
-        <w:rPr>
-          <w:sz w:val="22"/>
-          <w:szCs w:val="22"/>
-        </w:rPr>
-        <w:t>, OpenAI API, Anthropic API, SEC EDGAR, Arelle XBRL, OAuth 2.0</w:t>
-      </w:r>
-    </w:p>
-    <w:p>
-      <w:pPr>
-        <w:spacing w:before="140" w:after="40"/>
-      </w:pPr>
-      <w:r>
-        <w:rPr>
-          <w:b/>
-          <w:bCs/>
-        </w:rPr>
-        <w:t>Alpha Momentum — Fintech Research Platform</w:t>
-      </w:r>
-      <w:r>
-        <w:rPr>
-          <w:i/>
-          <w:iCs/>
-          <w:sz w:val="22"/>
-          <w:szCs w:val="22"/>
-        </w:rPr>
-        <w:t xml:space="preserve">  ·  alphamomentum.ai · Live</w:t>
-      </w:r>
-    </w:p>
-    <w:p>
-      <w:pPr>
-        <w:spacing w:after="40"/>
-      </w:pPr>
-      <w:r>
-        <w:rPr>
-          <w:sz w:val="22"/>
-          <w:szCs w:val="22"/>
-        </w:rPr>
-        <w:t xml:space="preserve">Financial research platform I built end to end across web, iOS, and Android, with a 37k+ document SEC pipeline on AWS Batch and five </w:t>
-      </w:r>
-      <w:proofErr w:type="spellStart"/>
-      <w:r>
-        <w:rPr>
-          <w:sz w:val="22"/>
-          <w:szCs w:val="22"/>
-        </w:rPr>
-        <w:t>LangGraph</w:t>
-      </w:r>
-      <w:proofErr w:type="spellEnd"/>
-      <w:r>
-        <w:rPr>
-          <w:sz w:val="22"/>
-          <w:szCs w:val="22"/>
-        </w:rPr>
-        <w:t xml:space="preserve"> research workflows.</w:t>
-      </w:r>
-    </w:p>
-    <w:p>
-      <w:pPr>
-        <w:spacing w:after="160"/>
-      </w:pPr>
-      <w:r>
-        <w:rPr>
-          <w:b/>
-          <w:bCs/>
-          <w:sz w:val="22"/>
-          <w:szCs w:val="22"/>
-        </w:rPr>
-        <w:t xml:space="preserve">Tech: </w:t>
-      </w:r>
-      <w:r>
-        <w:rPr>
-          <w:sz w:val="22"/>
-          <w:szCs w:val="22"/>
-        </w:rPr>
-        <w:t xml:space="preserve">React 18, TypeScript, </w:t>
-      </w:r>
-      <w:proofErr w:type="spellStart"/>
-      <w:r>
-        <w:rPr>
-          <w:sz w:val="22"/>
-          <w:szCs w:val="22"/>
-        </w:rPr>
-        <w:t>FastAPI</w:t>
-      </w:r>
-      <w:proofErr w:type="spellEnd"/>
-      <w:r>
-        <w:rPr>
-          <w:sz w:val="22"/>
-          <w:szCs w:val="22"/>
-        </w:rPr>
-        <w:t xml:space="preserve">, </w:t>
-      </w:r>
-      <w:proofErr w:type="spellStart"/>
-      <w:r>
-        <w:rPr>
-          <w:sz w:val="22"/>
-          <w:szCs w:val="22"/>
-        </w:rPr>
-        <w:t>LangChain</w:t>
-      </w:r>
-      <w:proofErr w:type="spellEnd"/>
-      <w:r>
-        <w:rPr>
-          <w:sz w:val="22"/>
-          <w:szCs w:val="22"/>
-        </w:rPr>
-        <w:t>, AWS, MongoDB, Neo4j, Stripe, Plaid</w:t>
-      </w:r>
-    </w:p>
-    <w:p>
-      <w:pPr>
-        <w:spacing w:before="140" w:after="40"/>
-      </w:pPr>
-      <w:proofErr w:type="spellStart"/>
-      <w:r>
-        <w:rPr>
-          <w:b/>
-          <w:bCs/>
-        </w:rPr>
-        <w:t>Outlou</w:t>
-      </w:r>
-      <w:proofErr w:type="spellEnd"/>
-      <w:r>
-        <w:rPr>
-          <w:b/>
-          <w:bCs/>
-        </w:rPr>
-        <w:t xml:space="preserve"> — Location-Based Social App</w:t>
-      </w:r>
-      <w:r>
-        <w:rPr>
-          <w:i/>
-          <w:iCs/>
-          <w:sz w:val="22"/>
-          <w:szCs w:val="22"/>
-        </w:rPr>
-        <w:t xml:space="preserve">  ·  In development</w:t>
-      </w:r>
-    </w:p>
-    <w:p>
-      <w:pPr>
-        <w:spacing w:after="40"/>
-      </w:pPr>
-      <w:r>
-        <w:rPr>
-          <w:sz w:val="22"/>
-          <w:szCs w:val="22"/>
-        </w:rPr>
-        <w:t>Location-based social network in React Native and Firebase: users share moments tied to places, discover nearby activity, and connect through map-based feeds. QR profile links; English, Arabic, and French.</w:t>
-      </w:r>
-    </w:p>
-    <w:p>
-      <w:pPr>
-        <w:spacing w:after="160"/>
-      </w:pPr>
-      <w:r>
-        <w:rPr>
-          <w:b/>
-          <w:bCs/>
-          <w:sz w:val="22"/>
-          <w:szCs w:val="22"/>
-        </w:rPr>
-        <w:t xml:space="preserve">Tech: </w:t>
-      </w:r>
-      <w:r>
-        <w:rPr>
-          <w:sz w:val="22"/>
-          <w:szCs w:val="22"/>
-        </w:rPr>
-        <w:t xml:space="preserve">React Native, Expo, Firebase, Node.js, Google Maps API, </w:t>
-      </w:r>
-      <w:proofErr w:type="spellStart"/>
-      <w:r>
-        <w:rPr>
-          <w:sz w:val="22"/>
-          <w:szCs w:val="22"/>
-        </w:rPr>
-        <w:t>Backblaze</w:t>
-      </w:r>
-      <w:proofErr w:type="spellEnd"/>
-      <w:r>
-        <w:rPr>
-          <w:sz w:val="22"/>
-          <w:szCs w:val="22"/>
-        </w:rPr>
-        <w:t xml:space="preserve"> B2, Resend</w:t>
-      </w:r>
-    </w:p>
-    <w:p>
-      <w:pPr>
-        <w:spacing w:before="140" w:after="40"/>
-      </w:pPr>
-      <w:proofErr w:type="spellStart"/>
-      <w:r>
-        <w:rPr>
-          <w:b/>
-          <w:bCs/>
-        </w:rPr>
-        <w:t>EduMemes</w:t>
-      </w:r>
-      <w:proofErr w:type="spellEnd"/>
-      <w:r>
-        <w:rPr>
-          <w:b/>
-          <w:bCs/>
-        </w:rPr>
-        <w:t xml:space="preserve"> — EdTech Platform</w:t>
-      </w:r>
-      <w:r>
-        <w:rPr>
-          <w:i/>
-          <w:iCs/>
-          <w:sz w:val="22"/>
-          <w:szCs w:val="22"/>
-        </w:rPr>
-        <w:t xml:space="preserve">  ·  edu.memes.tn · Live</w:t>
-      </w:r>
-    </w:p>
-    <w:p>
-      <w:pPr>
-        <w:spacing w:after="40"/>
-      </w:pPr>
-      <w:r>
-        <w:rPr>
-          <w:sz w:val="22"/>
-          <w:szCs w:val="22"/>
-        </w:rPr>
-        <w:t>Educational platform that uses memes and short videos to make learning more engaging. Built solo: a React front end, a Node.js/MySQL backend, and a React Native companion app.</w:t>
-      </w:r>
-    </w:p>
-    <w:p>
-      <w:pPr>
-        <w:spacing w:after="160"/>
-      </w:pPr>
-      <w:r>
-        <w:rPr>
-          <w:b/>
-          <w:bCs/>
-          <w:sz w:val="22"/>
-          <w:szCs w:val="22"/>
-        </w:rPr>
-        <w:t xml:space="preserve">Tech: </w:t>
-      </w:r>
-      <w:r>
-        <w:rPr>
-          <w:sz w:val="22"/>
-          <w:szCs w:val="22"/>
-        </w:rPr>
-        <w:t>React, Node.js, Express, MySQL, React Native</w:t>
-      </w:r>
-    </w:p>
-    <w:p>
-      <w:pPr>
-        <w:pStyle w:val="Heading1"/>
-      </w:pPr>
-      <w:r>
-        <w:rPr>
-          <w:sz w:val="22"/>
-          <w:szCs w:val="22"/>
-        </w:rPr>
-        <w:t>TECHNICAL SKILLS</w:t>
-      </w:r>
-    </w:p>
-    <w:p>
-      <w:pPr>
-        <w:spacing w:after="60"/>
-      </w:pPr>
-      <w:r>
-        <w:rPr>
-          <w:b/>
-          <w:bCs/>
-          <w:sz w:val="22"/>
-          <w:szCs w:val="22"/>
-        </w:rPr>
-        <w:t xml:space="preserve">Frontend: </w:t>
-      </w:r>
-      <w:r>
-        <w:rPr>
-          <w:sz w:val="22"/>
-          <w:szCs w:val="22"/>
-        </w:rPr>
-        <w:t xml:space="preserve">React 19, TypeScript, Next.js, Vite, MUI, Tailwind CSS, </w:t>
-      </w:r>
-      <w:proofErr w:type="spellStart"/>
-      <w:r>
-        <w:rPr>
-          <w:sz w:val="22"/>
-          <w:szCs w:val="22"/>
-        </w:rPr>
-        <w:t>TanStack</w:t>
-      </w:r>
-      <w:proofErr w:type="spellEnd"/>
-      <w:r>
-        <w:rPr>
-          <w:sz w:val="22"/>
-          <w:szCs w:val="22"/>
-        </w:rPr>
-        <w:t xml:space="preserve"> Query, </w:t>
-      </w:r>
-      <w:proofErr w:type="spellStart"/>
-      <w:r>
-        <w:rPr>
-          <w:sz w:val="22"/>
-          <w:szCs w:val="22"/>
-        </w:rPr>
-        <w:t>Zustand</w:t>
-      </w:r>
-      <w:proofErr w:type="spellEnd"/>
-      <w:r>
-        <w:rPr>
-          <w:sz w:val="22"/>
-          <w:szCs w:val="22"/>
-        </w:rPr>
-        <w:t>, Framer Motion, Angular, SCSS</w:t>
-      </w:r>
-    </w:p>
-    <w:p>
-      <w:pPr>
-        <w:spacing w:after="60"/>
-      </w:pPr>
-      <w:r>
-        <w:rPr>
-          <w:b/>
-          <w:bCs/>
-          <w:sz w:val="22"/>
-          <w:szCs w:val="22"/>
-        </w:rPr>
-        <w:t xml:space="preserve">Mobile: </w:t>
-      </w:r>
-      <w:r>
-        <w:rPr>
-          <w:sz w:val="22"/>
-          <w:szCs w:val="22"/>
-        </w:rPr>
-        <w:t>React Native, Expo, Firebase, Plaid SDK, In-App Purchases</w:t>
-      </w:r>
-    </w:p>
-    <w:p>
-      <w:pPr>
-        <w:spacing w:after="60"/>
-      </w:pPr>
-      <w:r>
-        <w:rPr>
-          <w:b/>
-          <w:bCs/>
-          <w:sz w:val="22"/>
-          <w:szCs w:val="22"/>
-        </w:rPr>
-        <w:t xml:space="preserve">Backend: </w:t>
-      </w:r>
-      <w:r>
-        <w:rPr>
-          <w:sz w:val="22"/>
-          <w:szCs w:val="22"/>
-        </w:rPr>
-        <w:t xml:space="preserve">Node.js, Express, </w:t>
-      </w:r>
-      <w:proofErr w:type="spellStart"/>
-      <w:r>
-        <w:rPr>
-          <w:sz w:val="22"/>
-          <w:szCs w:val="22"/>
-        </w:rPr>
-        <w:t>FastAPI</w:t>
-      </w:r>
-      <w:proofErr w:type="spellEnd"/>
-      <w:r>
-        <w:rPr>
-          <w:sz w:val="22"/>
-          <w:szCs w:val="22"/>
-        </w:rPr>
-        <w:t>, Flask, Django, Spring Boot, Serverless Framework</w:t>
-      </w:r>
-    </w:p>
-    <w:p>
-      <w:pPr>
-        <w:spacing w:after="60"/>
-      </w:pPr>
-      <w:r>
-        <w:rPr>
-          <w:b/>
-          <w:bCs/>
-          <w:sz w:val="22"/>
-          <w:szCs w:val="22"/>
-        </w:rPr>
-        <w:t xml:space="preserve">Databases: </w:t>
-      </w:r>
-      <w:r>
-        <w:rPr>
-          <w:sz w:val="22"/>
-          <w:szCs w:val="22"/>
-        </w:rPr>
-        <w:t>PostgreSQL, MongoDB, Neo4j, MySQL, DynamoDB, Firebase</w:t>
-      </w:r>
-    </w:p>
-    <w:p>
-      <w:pPr>
-        <w:spacing w:after="60"/>
-      </w:pPr>
-      <w:r>
-        <w:rPr>
-          <w:b/>
-          <w:bCs/>
-          <w:sz w:val="22"/>
-          <w:szCs w:val="22"/>
-        </w:rPr>
-        <w:t xml:space="preserve">Cloud &amp; DevOps: </w:t>
-      </w:r>
-      <w:r>
-        <w:rPr>
-          <w:sz w:val="22"/>
-          <w:szCs w:val="22"/>
-        </w:rPr>
-        <w:t>AWS (Lambda, ECS, ECR, S3, CloudFront, Cognito, Batch), Docker, GitHub Actions, Nginx, Azure</w:t>
-      </w:r>
-    </w:p>
-    <w:p>
-      <w:pPr>
-        <w:spacing w:after="60"/>
-      </w:pPr>
-      <w:r>
-        <w:rPr>
-          <w:b/>
-          <w:bCs/>
-          <w:sz w:val="22"/>
-          <w:szCs w:val="22"/>
-        </w:rPr>
-        <w:t xml:space="preserve">AI/ML: </w:t>
-      </w:r>
-      <w:proofErr w:type="spellStart"/>
-      <w:r>
-        <w:rPr>
-          <w:sz w:val="22"/>
-          <w:szCs w:val="22"/>
-        </w:rPr>
-        <w:t>LangChain</w:t>
-      </w:r>
-      <w:proofErr w:type="spellEnd"/>
-      <w:r>
-        <w:rPr>
-          <w:sz w:val="22"/>
-          <w:szCs w:val="22"/>
-        </w:rPr>
-        <w:t xml:space="preserve">, </w:t>
-      </w:r>
-      <w:proofErr w:type="spellStart"/>
-      <w:r>
-        <w:rPr>
-          <w:sz w:val="22"/>
-          <w:szCs w:val="22"/>
-        </w:rPr>
-        <w:t>LangGraph</w:t>
-      </w:r>
-      <w:proofErr w:type="spellEnd"/>
-      <w:r>
-        <w:rPr>
-          <w:sz w:val="22"/>
-          <w:szCs w:val="22"/>
-        </w:rPr>
-        <w:t xml:space="preserve">, OpenAI API, Anthropic API, RAG, </w:t>
-      </w:r>
-      <w:proofErr w:type="spellStart"/>
-      <w:r>
-        <w:rPr>
-          <w:sz w:val="22"/>
-          <w:szCs w:val="22"/>
-        </w:rPr>
-        <w:t>HuggingFace</w:t>
-      </w:r>
-      <w:proofErr w:type="spellEnd"/>
-      <w:r>
-        <w:rPr>
-          <w:sz w:val="22"/>
-          <w:szCs w:val="22"/>
-        </w:rPr>
-        <w:t xml:space="preserve">, TensorFlow, </w:t>
-      </w:r>
-      <w:proofErr w:type="spellStart"/>
-      <w:r>
-        <w:rPr>
-          <w:sz w:val="22"/>
-          <w:szCs w:val="22"/>
-        </w:rPr>
-        <w:t>PyTorch</w:t>
-      </w:r>
-      <w:proofErr w:type="spellEnd"/>
-    </w:p>
-    <w:p>
-      <w:pPr>
-        <w:spacing w:after="60"/>
-      </w:pPr>
-      <w:r>
-        <w:rPr>
-          <w:b/>
-          <w:bCs/>
-          <w:sz w:val="22"/>
-          <w:szCs w:val="22"/>
-        </w:rPr>
-        <w:t xml:space="preserve">Integrations: </w:t>
-      </w:r>
-      <w:r>
-        <w:rPr>
-          <w:sz w:val="22"/>
-          <w:szCs w:val="22"/>
-        </w:rPr>
-        <w:t>Stripe, Plaid, Alpaca, OAuth 2.0, Polygon, SEC EDGAR</w:t>
-      </w:r>
-    </w:p>
-    <w:p>
-      <w:pPr>
-        <w:pStyle w:val="Heading1"/>
-      </w:pPr>
-      <w:r>
-        <w:rPr>
-          <w:sz w:val="22"/>
-          <w:szCs w:val="22"/>
-        </w:rPr>
-        <w:t>EDUCATION</w:t>
-      </w:r>
-    </w:p>
-    <w:p>
-      <w:pPr>
-        <w:pStyle w:val="Heading2"/>
-      </w:pPr>
-      <w:r>
-        <w:rPr>
-          <w:sz w:val="22"/>
-          <w:szCs w:val="22"/>
-        </w:rPr>
-        <w:t>Computer Engineering, Data Science — ESPRIT</w:t>
-      </w:r>
-    </w:p>
-    <w:p>
-      <w:pPr>
-        <w:spacing w:after="120"/>
-      </w:pPr>
-      <w:r>
-        <w:rPr>
-          <w:i/>
-          <w:iCs/>
-          <w:sz w:val="22"/>
-          <w:szCs w:val="22"/>
-        </w:rPr>
-        <w:t>Tunis · 2021 – 2024</w:t>
-      </w:r>
-    </w:p>
-    <w:p>
-      <w:pPr>
-        <w:pStyle w:val="ListParagraph"/>
-        <w:numPr>
-          <w:ilvl w:val="0"/>
-          <w:numId w:val="2"/>
-        </w:numPr>
-      </w:pPr>
-      <w:r>
-        <w:rPr>
-          <w:sz w:val="22"/>
-          <w:szCs w:val="22"/>
-        </w:rPr>
-        <w:t>Thesis: “Generative AI with Business Knowledge” — Mention: Very Good</w:t>
-      </w:r>
-    </w:p>
-    <w:p>
-      <w:pPr>
-        <w:pStyle w:val="Heading2"/>
-      </w:pPr>
-      <w:r>
-        <w:rPr>
-          <w:sz w:val="22"/>
-          <w:szCs w:val="22"/>
-        </w:rPr>
-        <w:t>Bachelor of Computer Science — ESSECT</w:t>
-      </w:r>
-    </w:p>
-    <w:p>
-      <w:pPr>
-        <w:spacing w:after="120"/>
-      </w:pPr>
-      <w:r>
-        <w:rPr>
-          <w:i/>
-          <w:iCs/>
-          <w:sz w:val="22"/>
-          <w:szCs w:val="22"/>
-        </w:rPr>
-        <w:t>Tunis · 2018 – 2021</w:t>
-      </w:r>
-    </w:p>
-    <w:p>
-      <w:pPr>
-        <w:pStyle w:val="ListParagraph"/>
-        <w:numPr>
-          <w:ilvl w:val="0"/>
-          <w:numId w:val="2"/>
-        </w:numPr>
-      </w:pPr>
-      <w:r>
-        <w:rPr>
-          <w:sz w:val="22"/>
-          <w:szCs w:val="22"/>
-        </w:rPr>
-        <w:t>Foundation in software development, algorithms, and data structures</w:t>
-      </w:r>
-    </w:p>
-    <w:p>
-      <w:pPr>
-        <w:pStyle w:val="Heading1"/>
-      </w:pPr>
-      <w:r>
-        <w:rPr>
-          <w:sz w:val="22"/>
-          <w:szCs w:val="22"/>
-        </w:rPr>
-        <w:t>ADDITIONAL INFORMATION</w:t>
-      </w:r>
-    </w:p>
-    <w:p>
-      <w:pPr>
-        <w:pStyle w:val="ListParagraph"/>
-        <w:numPr>
-          <w:ilvl w:val="0"/>
-          <w:numId w:val="2"/>
-        </w:numPr>
-      </w:pPr>
-      <w:r>
-        <w:rPr>
-          <w:b/>
-          <w:bCs/>
-          <w:sz w:val="22"/>
-          <w:szCs w:val="22"/>
-        </w:rPr>
-        <w:t xml:space="preserve">Languages: </w:t>
-      </w:r>
-      <w:r>
-        <w:rPr>
-          <w:sz w:val="22"/>
-          <w:szCs w:val="22"/>
-        </w:rPr>
-        <w:t>Arabic (Native), English (B2, Professional), French (B2, Professional)</w:t>
-      </w:r>
-    </w:p>
-    <w:p>
-      <w:pPr>
-        <w:pStyle w:val="ListParagraph"/>
-        <w:numPr>
-          <w:ilvl w:val="0"/>
-          <w:numId w:val="2"/>
-        </w:numPr>
-      </w:pPr>
-      <w:r>
-        <w:rPr>
-          <w:b/>
-          <w:bCs/>
-          <w:sz w:val="22"/>
-          <w:szCs w:val="22"/>
-        </w:rPr>
         <w:t xml:space="preserve">Soft skills: </w:t>
       </w:r>
       <w:r>
@@ -1874,7 +1854,7 @@
     </w:p>
     <w:sectPr>
       <w:pgSz w:w="12240" w:h="15840"/>
-      <w:pgMar w:top="1440" w:right="1440" w:bottom="1440" w:left="1440" w:header="708" w:footer="708" w:gutter="0"/>
+      <w:pgMar w:top="720" w:right="864" w:bottom="720" w:left="864" w:header="432" w:footer="432" w:gutter="0"/>
       <w:cols w:space="720"/>
       <w:docGrid w:linePitch="360"/>
     </w:sectPr>
@@ -2433,21 +2413,31 @@
   <w:style w:type="paragraph" w:default="1" w:styleId="Normal">
     <w:name w:val="Normal"/>
     <w:qFormat/>
+    <w:pPr>
+      <w:keepLines/>
+      <w:widowControl/>
+    </w:pPr>
   </w:style>
   <w:style w:type="paragraph" w:styleId="Heading1">
     <w:name w:val="heading 1"/>
     <w:uiPriority w:val="9"/>
     <w:qFormat/>
     <w:pPr>
-      <w:spacing w:before="240" w:after="120"/>
+      <w:keepNext/>
+      <w:keepLines/>
+      <w:widowControl/>
+      <w:pBdr>
+        <w:bottom w:val="single" w:sz="6" w:space="2" w:color="2E5090"/>
+      </w:pBdr>
+      <w:spacing w:before="180" w:after="80"/>
       <w:outlineLvl w:val="0"/>
     </w:pPr>
     <w:rPr>
       <w:b/>
       <w:bCs/>
       <w:color w:val="2E5090"/>
-      <w:sz w:val="32"/>
-      <w:szCs w:val="32"/>
+      <w:sz w:val="26"/>
+      <w:szCs w:val="26"/>
     </w:rPr>
   </w:style>
   <w:style w:type="paragraph" w:styleId="Heading2">
@@ -2456,15 +2446,17 @@
     <w:unhideWhenUsed/>
     <w:qFormat/>
     <w:pPr>
-      <w:spacing w:before="180" w:after="100"/>
+      <w:keepNext/>
+      <w:keepLines/>
+      <w:spacing w:before="140" w:after="40"/>
       <w:outlineLvl w:val="1"/>
     </w:pPr>
     <w:rPr>
       <w:b/>
       <w:bCs/>
       <w:color w:val="4472C4"/>
-      <w:sz w:val="26"/>
-      <w:szCs w:val="26"/>
+      <w:sz w:val="24"/>
+      <w:szCs w:val="24"/>
     </w:rPr>
   </w:style>
   <w:style w:type="paragraph" w:styleId="Heading3">
@@ -2567,7 +2559,12 @@
   </w:style>
   <w:style w:type="paragraph" w:styleId="ListParagraph">
     <w:name w:val="List Paragraph"/>
+    <w:basedOn w:val="Normal"/>
     <w:qFormat/>
+    <w:pPr>
+      <w:keepLines/>
+      <w:widowControl/>
+    </w:pPr>
   </w:style>
   <w:style w:type="character" w:styleId="Hyperlink">
     <w:name w:val="Hyperlink"/>
